--- a/Planificacion/acta de inicio del proyecto final.docx
+++ b/Planificacion/acta de inicio del proyecto final.docx
@@ -1,24 +1,804 @@
 
 <file path=word/document.xml><?xml version="1.0" encoding="utf-8"?>
-<w:document xmlns:wpc="http://schemas.microsoft.com/office/word/2010/wordprocessingCanvas" xmlns:cx="http://schemas.microsoft.com/office/drawing/2014/chartex" xmlns:cx1="http://schemas.microsoft.com/office/drawing/2015/9/8/chartex" xmlns:cx2="http://schemas.microsoft.com/office/drawing/2015/10/21/chartex" xmlns:cx3="http://schemas.microsoft.com/office/drawing/2016/5/9/chartex" xmlns:cx4="http://schemas.microsoft.com/office/drawing/2016/5/10/chartex" xmlns:cx5="http://schemas.microsoft.com/office/drawing/2016/5/11/chartex" xmlns:cx6="http://schemas.microsoft.com/office/drawing/2016/5/12/chartex" xmlns:cx7="http://schemas.microsoft.com/office/drawing/2016/5/13/chartex" xmlns:cx8="http://schemas.microsoft.com/office/drawing/2016/5/14/chartex" xmlns:mc="http://schemas.openxmlformats.org/markup-compatibility/2006" xmlns:aink="http://schemas.microsoft.com/office/drawing/2016/ink" xmlns:am3d="http://schemas.microsoft.com/office/drawing/2017/model3d" xmlns:o="urn:schemas-microsoft-com:office:office" xmlns:r="http://schemas.openxmlformats.org/officeDocument/2006/relationships" xmlns:m="http://schemas.openxmlformats.org/officeDocument/2006/math" xmlns:v="urn:schemas-microsoft-com:vml" xmlns:wp14="http://schemas.microsoft.com/office/word/2010/wordprocessingDrawing" xmlns:wp="http://schemas.openxmlformats.org/drawingml/2006/wordprocessingDrawing" xmlns:w10="urn:schemas-microsoft-com:office:word" xmlns:w="http://schemas.openxmlformats.org/wordprocessingml/2006/main" xmlns:w14="http://schemas.microsoft.com/office/word/2010/wordml" xmlns:w15="http://schemas.microsoft.com/office/word/2012/wordml" xmlns:w16cex="http://schemas.microsoft.com/office/word/2018/wordml/cex" xmlns:w16cid="http://schemas.microsoft.com/office/word/2016/wordml/cid" xmlns:w16="http://schemas.microsoft.com/office/word/2018/wordml" xmlns:w16se="http://schemas.microsoft.com/office/word/2015/wordml/symex" xmlns:wpg="http://schemas.microsoft.com/office/word/2010/wordprocessingGroup" xmlns:wpi="http://schemas.microsoft.com/office/word/2010/wordprocessingInk" xmlns:wne="http://schemas.microsoft.com/office/word/2006/wordml" xmlns:wps="http://schemas.microsoft.com/office/word/2010/wordprocessingShape" mc:Ignorable="w14 w15 w16se w16cid w16 w16cex wp14">
+<w:document xmlns:wpc="http://schemas.microsoft.com/office/word/2010/wordprocessingCanvas" xmlns:cx="http://schemas.microsoft.com/office/drawing/2014/chartex" xmlns:cx1="http://schemas.microsoft.com/office/drawing/2015/9/8/chartex" xmlns:cx2="http://schemas.microsoft.com/office/drawing/2015/10/21/chartex" xmlns:cx3="http://schemas.microsoft.com/office/drawing/2016/5/9/chartex" xmlns:cx4="http://schemas.microsoft.com/office/drawing/2016/5/10/chartex" xmlns:cx5="http://schemas.microsoft.com/office/drawing/2016/5/11/chartex" xmlns:cx6="http://schemas.microsoft.com/office/drawing/2016/5/12/chartex" xmlns:cx7="http://schemas.microsoft.com/office/drawing/2016/5/13/chartex" xmlns:cx8="http://schemas.microsoft.com/office/drawing/2016/5/14/chartex" xmlns:mc="http://schemas.openxmlformats.org/markup-compatibility/2006" xmlns:aink="http://schemas.microsoft.com/office/drawing/2016/ink" xmlns:am3d="http://schemas.microsoft.com/office/drawing/2017/model3d" xmlns:o="urn:schemas-microsoft-com:office:office" xmlns:oel="http://schemas.microsoft.com/office/2019/extlst" xmlns:r="http://schemas.openxmlformats.org/officeDocument/2006/relationships" xmlns:m="http://schemas.openxmlformats.org/officeDocument/2006/math" xmlns:v="urn:schemas-microsoft-com:vml" xmlns:wp14="http://schemas.microsoft.com/office/word/2010/wordprocessingDrawing" xmlns:wp="http://schemas.openxmlformats.org/drawingml/2006/wordprocessingDrawing" xmlns:w10="urn:schemas-microsoft-com:office:word" xmlns:w="http://schemas.openxmlformats.org/wordprocessingml/2006/main" xmlns:w14="http://schemas.microsoft.com/office/word/2010/wordml" xmlns:w15="http://schemas.microsoft.com/office/word/2012/wordml" xmlns:w16cex="http://schemas.microsoft.com/office/word/2018/wordml/cex" xmlns:w16cid="http://schemas.microsoft.com/office/word/2016/wordml/cid" xmlns:w16="http://schemas.microsoft.com/office/word/2018/wordml" xmlns:w16du="http://schemas.microsoft.com/office/word/2023/wordml/word16du" xmlns:w16sdtdh="http://schemas.microsoft.com/office/word/2020/wordml/sdtdatahash" xmlns:w16sdtfl="http://schemas.microsoft.com/office/word/2024/wordml/sdtformatlock" xmlns:w16se="http://schemas.microsoft.com/office/word/2015/wordml/symex" xmlns:wpg="http://schemas.microsoft.com/office/word/2010/wordprocessingGroup" xmlns:wpi="http://schemas.microsoft.com/office/word/2010/wordprocessingInk" xmlns:wne="http://schemas.microsoft.com/office/word/2006/wordml" xmlns:wps="http://schemas.microsoft.com/office/word/2010/wordprocessingShape" mc:Ignorable="w14 w15 w16se w16cid w16 w16cex w16sdtdh w16sdtfl w16du wp14">
   <w:body>
     <w:p>
       <w:pPr>
-        <w:jc w:val="both"/>
-        <w:rPr>
-          <w:b/>
-          <w:bCs/>
-          <w:sz w:val="32"/>
-          <w:szCs w:val="32"/>
-        </w:rPr>
-      </w:pPr>
-      <w:r>
-        <w:rPr>
-          <w:b/>
-          <w:bCs/>
-          <w:sz w:val="32"/>
-          <w:szCs w:val="32"/>
-        </w:rPr>
+        <w:spacing w:line="276" w:lineRule="auto"/>
+        <w:jc w:val="center"/>
+        <w:rPr>
+          <w:rFonts w:ascii="Times New Roman" w:hAnsi="Times New Roman" w:cs="Times New Roman"/>
+        </w:rPr>
+      </w:pPr>
+      <w:r>
+        <w:rPr>
+          <w:rFonts w:ascii="Times New Roman" w:hAnsi="Times New Roman" w:cs="Times New Roman"/>
+          <w:noProof/>
+        </w:rPr>
+        <w:drawing>
+          <wp:anchor distT="0" distB="0" distL="114300" distR="114300" simplePos="0" relativeHeight="251659264" behindDoc="0" locked="0" layoutInCell="1" allowOverlap="1" wp14:anchorId="73BFF108" wp14:editId="258EC08F">
+            <wp:simplePos x="0" y="0"/>
+            <wp:positionH relativeFrom="margin">
+              <wp:align>center</wp:align>
+            </wp:positionH>
+            <wp:positionV relativeFrom="paragraph">
+              <wp:posOffset>-485775</wp:posOffset>
+            </wp:positionV>
+            <wp:extent cx="3067050" cy="1695450"/>
+            <wp:effectExtent l="0" t="0" r="0" b="0"/>
+            <wp:wrapNone/>
+            <wp:docPr id="13" name="Imagen 13" descr="A blue and white flag with a logo&#10;&#10;AI-generated content may be incorrect."/>
+            <wp:cNvGraphicFramePr>
+              <a:graphicFrameLocks xmlns:a="http://schemas.openxmlformats.org/drawingml/2006/main" noChangeAspect="1"/>
+            </wp:cNvGraphicFramePr>
+            <a:graphic xmlns:a="http://schemas.openxmlformats.org/drawingml/2006/main">
+              <a:graphicData uri="http://schemas.openxmlformats.org/drawingml/2006/picture">
+                <pic:pic xmlns:pic="http://schemas.openxmlformats.org/drawingml/2006/picture">
+                  <pic:nvPicPr>
+                    <pic:cNvPr id="13" name="Imagen 13" descr="A blue and white flag with a logo&#10;&#10;AI-generated content may be incorrect."/>
+                    <pic:cNvPicPr/>
+                  </pic:nvPicPr>
+                  <pic:blipFill>
+                    <a:blip r:embed="rId7">
+                      <a:extLst>
+                        <a:ext uri="{28A0092B-C50C-407E-A947-70E740481C1C}">
+                          <a14:useLocalDpi xmlns:a14="http://schemas.microsoft.com/office/drawing/2010/main" val="0"/>
+                        </a:ext>
+                      </a:extLst>
+                    </a:blip>
+                    <a:stretch>
+                      <a:fillRect/>
+                    </a:stretch>
+                  </pic:blipFill>
+                  <pic:spPr>
+                    <a:xfrm>
+                      <a:off x="0" y="0"/>
+                      <a:ext cx="3067050" cy="1695450"/>
+                    </a:xfrm>
+                    <a:prstGeom prst="rect">
+                      <a:avLst/>
+                    </a:prstGeom>
+                  </pic:spPr>
+                </pic:pic>
+              </a:graphicData>
+            </a:graphic>
+            <wp14:sizeRelH relativeFrom="page">
+              <wp14:pctWidth>0</wp14:pctWidth>
+            </wp14:sizeRelH>
+            <wp14:sizeRelV relativeFrom="page">
+              <wp14:pctHeight>0</wp14:pctHeight>
+            </wp14:sizeRelV>
+          </wp:anchor>
+        </w:drawing>
+      </w:r>
+    </w:p>
+    <w:p>
+      <w:pPr>
+        <w:spacing w:line="276" w:lineRule="auto"/>
+        <w:jc w:val="center"/>
+        <w:rPr>
+          <w:rFonts w:ascii="Times New Roman" w:hAnsi="Times New Roman" w:cs="Times New Roman"/>
+        </w:rPr>
+      </w:pPr>
+    </w:p>
+    <w:p>
+      <w:pPr>
+        <w:spacing w:line="276" w:lineRule="auto"/>
+        <w:jc w:val="right"/>
+        <w:rPr>
+          <w:rFonts w:ascii="Times New Roman" w:hAnsi="Times New Roman" w:cs="Times New Roman"/>
+        </w:rPr>
+      </w:pPr>
+    </w:p>
+    <w:p>
+      <w:pPr>
+        <w:spacing w:line="276" w:lineRule="auto"/>
+        <w:jc w:val="center"/>
+        <w:rPr>
+          <w:rFonts w:ascii="Times New Roman" w:hAnsi="Times New Roman" w:cs="Times New Roman"/>
+        </w:rPr>
+      </w:pPr>
+    </w:p>
+    <w:p>
+      <w:pPr>
+        <w:spacing w:line="276" w:lineRule="auto"/>
+        <w:jc w:val="center"/>
+        <w:rPr>
+          <w:rFonts w:ascii="Times New Roman" w:hAnsi="Times New Roman" w:cs="Times New Roman"/>
+          <w:sz w:val="36"/>
+          <w:szCs w:val="36"/>
+        </w:rPr>
+      </w:pPr>
+      <w:r>
+        <w:rPr>
+          <w:rFonts w:ascii="Times New Roman" w:hAnsi="Times New Roman" w:cs="Times New Roman"/>
+          <w:sz w:val="36"/>
+          <w:szCs w:val="36"/>
+        </w:rPr>
+        <w:t>UNIVERSIDAD AUTÓNOMA DE SANTO DOMINGO (UASD)</w:t>
+      </w:r>
+    </w:p>
+    <w:p>
+      <w:pPr>
+        <w:pStyle w:val="NoSpacing"/>
+        <w:jc w:val="center"/>
+        <w:rPr>
+          <w:rFonts w:ascii="Times New Roman" w:hAnsi="Times New Roman" w:cs="Times New Roman"/>
+          <w:b/>
+          <w:bCs/>
+          <w:sz w:val="32"/>
+          <w:szCs w:val="32"/>
+          <w:lang w:val="es-DO"/>
+        </w:rPr>
+      </w:pPr>
+      <w:r>
+        <w:rPr>
+          <w:rFonts w:ascii="Times New Roman" w:hAnsi="Times New Roman" w:cs="Times New Roman"/>
+          <w:b/>
+          <w:bCs/>
+          <w:sz w:val="32"/>
+          <w:szCs w:val="32"/>
+          <w:lang w:val="es-DO"/>
+        </w:rPr>
+        <w:t>Asignatura</w:t>
+      </w:r>
+    </w:p>
+    <w:p>
+      <w:pPr>
+        <w:pStyle w:val="NoSpacing"/>
+        <w:jc w:val="center"/>
+        <w:rPr>
+          <w:rFonts w:ascii="Times New Roman" w:hAnsi="Times New Roman" w:cs="Times New Roman"/>
+          <w:sz w:val="32"/>
+          <w:szCs w:val="32"/>
+          <w:lang w:val="es-DO"/>
+        </w:rPr>
+      </w:pPr>
+      <w:r>
+        <w:rPr>
+          <w:rFonts w:ascii="Times New Roman" w:hAnsi="Times New Roman" w:cs="Times New Roman"/>
+          <w:sz w:val="32"/>
+          <w:szCs w:val="32"/>
+          <w:lang w:val="es-DO"/>
+        </w:rPr>
+        <w:t>INF51</w:t>
+      </w:r>
+      <w:r>
+        <w:rPr>
+          <w:rFonts w:ascii="Times New Roman" w:hAnsi="Times New Roman" w:cs="Times New Roman"/>
+          <w:sz w:val="32"/>
+          <w:szCs w:val="32"/>
+          <w:lang w:val="es-DO"/>
+        </w:rPr>
+        <w:t>60</w:t>
+      </w:r>
+      <w:r>
+        <w:rPr>
+          <w:rFonts w:ascii="Times New Roman" w:hAnsi="Times New Roman" w:cs="Times New Roman"/>
+          <w:sz w:val="32"/>
+          <w:szCs w:val="32"/>
+          <w:lang w:val="es-DO"/>
+        </w:rPr>
+        <w:t xml:space="preserve"> –</w:t>
+      </w:r>
+      <w:r>
+        <w:rPr>
+          <w:rFonts w:ascii="Times New Roman" w:hAnsi="Times New Roman" w:cs="Times New Roman"/>
+          <w:sz w:val="32"/>
+          <w:szCs w:val="32"/>
+          <w:lang w:val="es-DO"/>
+        </w:rPr>
+        <w:t xml:space="preserve"> </w:t>
+      </w:r>
+      <w:r>
+        <w:rPr>
+          <w:rFonts w:ascii="Times New Roman" w:hAnsi="Times New Roman" w:cs="Times New Roman"/>
+          <w:sz w:val="32"/>
+          <w:szCs w:val="32"/>
+          <w:lang w:val="es-DO"/>
+        </w:rPr>
+        <w:t xml:space="preserve">Lenguaje de </w:t>
+      </w:r>
+      <w:proofErr w:type="spellStart"/>
+      <w:r>
+        <w:rPr>
+          <w:rFonts w:ascii="Times New Roman" w:hAnsi="Times New Roman" w:cs="Times New Roman"/>
+          <w:sz w:val="32"/>
+          <w:szCs w:val="32"/>
+          <w:lang w:val="es-DO"/>
+        </w:rPr>
+        <w:t>Programacion</w:t>
+      </w:r>
+      <w:proofErr w:type="spellEnd"/>
+      <w:r>
+        <w:rPr>
+          <w:rFonts w:ascii="Times New Roman" w:hAnsi="Times New Roman" w:cs="Times New Roman"/>
+          <w:sz w:val="32"/>
+          <w:szCs w:val="32"/>
+          <w:lang w:val="es-DO"/>
+        </w:rPr>
+        <w:t xml:space="preserve"> III</w:t>
+      </w:r>
+    </w:p>
+    <w:p>
+      <w:pPr>
+        <w:pStyle w:val="NoSpacing"/>
+        <w:jc w:val="center"/>
+        <w:rPr>
+          <w:rFonts w:ascii="Times New Roman" w:hAnsi="Times New Roman" w:cs="Times New Roman"/>
+          <w:sz w:val="32"/>
+          <w:szCs w:val="32"/>
+          <w:lang w:val="es-DO"/>
+        </w:rPr>
+      </w:pPr>
+    </w:p>
+    <w:p>
+      <w:pPr>
+        <w:pStyle w:val="NoSpacing"/>
+        <w:jc w:val="center"/>
+        <w:rPr>
+          <w:rFonts w:ascii="Times New Roman" w:hAnsi="Times New Roman" w:cs="Times New Roman"/>
+          <w:b/>
+          <w:bCs/>
+          <w:sz w:val="32"/>
+          <w:szCs w:val="32"/>
+          <w:lang w:val="es-DO"/>
+        </w:rPr>
+      </w:pPr>
+      <w:r>
+        <w:rPr>
+          <w:rFonts w:ascii="Times New Roman" w:hAnsi="Times New Roman" w:cs="Times New Roman"/>
+          <w:b/>
+          <w:bCs/>
+          <w:sz w:val="32"/>
+          <w:szCs w:val="32"/>
+          <w:lang w:val="es-DO"/>
+        </w:rPr>
+        <w:t>Sección</w:t>
+      </w:r>
+    </w:p>
+    <w:p>
+      <w:pPr>
+        <w:pStyle w:val="NoSpacing"/>
+        <w:jc w:val="center"/>
+        <w:rPr>
+          <w:rFonts w:ascii="Times New Roman" w:hAnsi="Times New Roman" w:cs="Times New Roman"/>
+          <w:sz w:val="32"/>
+          <w:szCs w:val="32"/>
+          <w:lang w:val="es-DO"/>
+        </w:rPr>
+      </w:pPr>
+      <w:r>
+        <w:rPr>
+          <w:rFonts w:ascii="Times New Roman" w:hAnsi="Times New Roman" w:cs="Times New Roman"/>
+          <w:sz w:val="32"/>
+          <w:szCs w:val="32"/>
+          <w:lang w:val="es-DO"/>
+        </w:rPr>
+        <w:t>0</w:t>
+      </w:r>
+      <w:r>
+        <w:rPr>
+          <w:rFonts w:ascii="Times New Roman" w:hAnsi="Times New Roman" w:cs="Times New Roman"/>
+          <w:sz w:val="32"/>
+          <w:szCs w:val="32"/>
+          <w:lang w:val="es-DO"/>
+        </w:rPr>
+        <w:t>5</w:t>
+      </w:r>
+    </w:p>
+    <w:p>
+      <w:pPr>
+        <w:pStyle w:val="NoSpacing"/>
+        <w:rPr>
+          <w:rFonts w:ascii="Times New Roman" w:hAnsi="Times New Roman" w:cs="Times New Roman"/>
+          <w:sz w:val="28"/>
+          <w:szCs w:val="28"/>
+          <w:lang w:val="es-DO"/>
+        </w:rPr>
+      </w:pPr>
+    </w:p>
+    <w:p>
+      <w:pPr>
+        <w:pStyle w:val="NoSpacing"/>
+        <w:jc w:val="center"/>
+        <w:rPr>
+          <w:rFonts w:ascii="Times New Roman" w:hAnsi="Times New Roman" w:cs="Times New Roman"/>
+          <w:b/>
+          <w:bCs/>
+          <w:sz w:val="32"/>
+          <w:szCs w:val="32"/>
+          <w:lang w:val="es-DO"/>
+        </w:rPr>
+      </w:pPr>
+      <w:r>
+        <w:rPr>
+          <w:rFonts w:ascii="Times New Roman" w:hAnsi="Times New Roman" w:cs="Times New Roman"/>
+          <w:b/>
+          <w:bCs/>
+          <w:sz w:val="32"/>
+          <w:szCs w:val="32"/>
+          <w:lang w:val="es-DO"/>
+        </w:rPr>
+        <w:t>Tema</w:t>
+      </w:r>
+    </w:p>
+    <w:p>
+      <w:pPr>
+        <w:spacing w:line="276" w:lineRule="auto"/>
+        <w:jc w:val="center"/>
+        <w:rPr>
+          <w:rFonts w:ascii="Times New Roman" w:hAnsi="Times New Roman" w:cs="Times New Roman"/>
+          <w:sz w:val="32"/>
+          <w:szCs w:val="32"/>
+        </w:rPr>
+      </w:pPr>
+      <w:r>
+        <w:rPr>
+          <w:rFonts w:ascii="Times New Roman" w:hAnsi="Times New Roman" w:cs="Times New Roman"/>
+          <w:sz w:val="32"/>
+          <w:szCs w:val="32"/>
+        </w:rPr>
+        <w:t>“</w:t>
+      </w:r>
+      <w:r>
+        <w:rPr>
+          <w:rFonts w:ascii="Times New Roman" w:hAnsi="Times New Roman" w:cs="Times New Roman"/>
+          <w:sz w:val="32"/>
+          <w:szCs w:val="32"/>
+        </w:rPr>
+        <w:t xml:space="preserve">CASO 3 — </w:t>
+      </w:r>
+      <w:proofErr w:type="spellStart"/>
+      <w:r>
+        <w:rPr>
+          <w:rFonts w:ascii="Times New Roman" w:hAnsi="Times New Roman" w:cs="Times New Roman"/>
+          <w:sz w:val="32"/>
+          <w:szCs w:val="32"/>
+        </w:rPr>
+        <w:t>FerreteríaRD</w:t>
+      </w:r>
+      <w:proofErr w:type="spellEnd"/>
+      <w:r>
+        <w:rPr>
+          <w:rFonts w:ascii="Times New Roman" w:hAnsi="Times New Roman" w:cs="Times New Roman"/>
+          <w:sz w:val="32"/>
+          <w:szCs w:val="32"/>
+        </w:rPr>
+        <w:t>”</w:t>
+      </w:r>
+    </w:p>
+    <w:p>
+      <w:pPr>
+        <w:pStyle w:val="NoSpacing"/>
+        <w:jc w:val="center"/>
+        <w:rPr>
+          <w:rFonts w:ascii="Times New Roman" w:hAnsi="Times New Roman" w:cs="Times New Roman"/>
+          <w:b/>
+          <w:bCs/>
+          <w:sz w:val="32"/>
+          <w:szCs w:val="32"/>
+          <w:lang w:val="es-DO"/>
+        </w:rPr>
+      </w:pPr>
+      <w:r>
+        <w:rPr>
+          <w:rFonts w:ascii="Times New Roman" w:hAnsi="Times New Roman" w:cs="Times New Roman"/>
+          <w:b/>
+          <w:bCs/>
+          <w:sz w:val="32"/>
+          <w:szCs w:val="32"/>
+          <w:lang w:val="es-DO"/>
+        </w:rPr>
+        <w:t>Sustentantes</w:t>
+      </w:r>
+    </w:p>
+    <w:p>
+      <w:pPr>
+        <w:pStyle w:val="NoSpacing"/>
+        <w:jc w:val="center"/>
+        <w:rPr>
+          <w:rFonts w:ascii="Times New Roman" w:hAnsi="Times New Roman" w:cs="Times New Roman"/>
+          <w:sz w:val="32"/>
+          <w:szCs w:val="32"/>
+          <w:lang w:val="es-DO"/>
+        </w:rPr>
+      </w:pPr>
+      <w:r>
+        <w:rPr>
+          <w:rFonts w:ascii="Times New Roman" w:hAnsi="Times New Roman" w:cs="Times New Roman"/>
+          <w:sz w:val="32"/>
+          <w:szCs w:val="32"/>
+          <w:lang w:val="es-DO"/>
+        </w:rPr>
+        <w:t>Raykel Manuel Villar Antuna (100525552)</w:t>
+      </w:r>
+    </w:p>
+    <w:p>
+      <w:pPr>
+        <w:pStyle w:val="NoSpacing"/>
+        <w:jc w:val="center"/>
+        <w:rPr>
+          <w:rFonts w:ascii="Times New Roman" w:hAnsi="Times New Roman" w:cs="Times New Roman"/>
+          <w:sz w:val="32"/>
+          <w:szCs w:val="32"/>
+          <w:lang w:val="es-DO"/>
+        </w:rPr>
+      </w:pPr>
+      <w:r>
+        <w:rPr>
+          <w:rFonts w:ascii="Times New Roman" w:hAnsi="Times New Roman" w:cs="Times New Roman"/>
+          <w:sz w:val="32"/>
+          <w:szCs w:val="32"/>
+          <w:lang w:val="es-DO"/>
+        </w:rPr>
+        <w:t>Chery Michell Viola Martínez</w:t>
+      </w:r>
+      <w:r>
+        <w:rPr>
+          <w:rFonts w:ascii="Times New Roman" w:hAnsi="Times New Roman" w:cs="Times New Roman"/>
+          <w:sz w:val="32"/>
+          <w:szCs w:val="32"/>
+          <w:lang w:val="es-DO"/>
+        </w:rPr>
+        <w:t xml:space="preserve"> </w:t>
+      </w:r>
+      <w:r>
+        <w:rPr>
+          <w:rFonts w:ascii="Times New Roman" w:hAnsi="Times New Roman" w:cs="Times New Roman"/>
+          <w:sz w:val="32"/>
+          <w:szCs w:val="32"/>
+          <w:lang w:val="es-DO"/>
+        </w:rPr>
+        <w:t>(</w:t>
+      </w:r>
+      <w:r>
+        <w:rPr>
+          <w:rFonts w:ascii="Times New Roman" w:hAnsi="Times New Roman" w:cs="Times New Roman"/>
+          <w:sz w:val="32"/>
+          <w:szCs w:val="32"/>
+          <w:lang w:val="es-DO"/>
+        </w:rPr>
+        <w:t>100486739</w:t>
+      </w:r>
+      <w:r>
+        <w:rPr>
+          <w:rFonts w:ascii="Times New Roman" w:hAnsi="Times New Roman" w:cs="Times New Roman"/>
+          <w:sz w:val="32"/>
+          <w:szCs w:val="32"/>
+          <w:lang w:val="es-DO"/>
+        </w:rPr>
+        <w:t>)</w:t>
+      </w:r>
+    </w:p>
+    <w:p>
+      <w:pPr>
+        <w:pStyle w:val="NoSpacing"/>
+        <w:jc w:val="center"/>
+        <w:rPr>
+          <w:rFonts w:ascii="Times New Roman" w:hAnsi="Times New Roman" w:cs="Times New Roman"/>
+          <w:sz w:val="32"/>
+          <w:szCs w:val="32"/>
+          <w:lang w:val="es-DO"/>
+        </w:rPr>
+      </w:pPr>
+      <w:r>
+        <w:rPr>
+          <w:rFonts w:ascii="Times New Roman" w:hAnsi="Times New Roman" w:cs="Times New Roman"/>
+          <w:sz w:val="32"/>
+          <w:szCs w:val="32"/>
+          <w:lang w:val="es-DO"/>
+        </w:rPr>
+        <w:t>Alfredo Junior Feliz Baez</w:t>
+      </w:r>
+      <w:r>
+        <w:rPr>
+          <w:rFonts w:ascii="Times New Roman" w:hAnsi="Times New Roman" w:cs="Times New Roman"/>
+          <w:sz w:val="32"/>
+          <w:szCs w:val="32"/>
+          <w:lang w:val="es-DO"/>
+        </w:rPr>
+        <w:t xml:space="preserve"> </w:t>
+      </w:r>
+      <w:r>
+        <w:rPr>
+          <w:rFonts w:ascii="Times New Roman" w:hAnsi="Times New Roman" w:cs="Times New Roman"/>
+          <w:sz w:val="32"/>
+          <w:szCs w:val="32"/>
+          <w:lang w:val="es-DO"/>
+        </w:rPr>
+        <w:t>(</w:t>
+      </w:r>
+      <w:r>
+        <w:rPr>
+          <w:rFonts w:ascii="Times New Roman" w:hAnsi="Times New Roman" w:cs="Times New Roman"/>
+          <w:sz w:val="32"/>
+          <w:szCs w:val="32"/>
+          <w:lang w:val="es-DO"/>
+        </w:rPr>
+        <w:t>100530543</w:t>
+      </w:r>
+      <w:r>
+        <w:rPr>
+          <w:rFonts w:ascii="Times New Roman" w:hAnsi="Times New Roman" w:cs="Times New Roman"/>
+          <w:sz w:val="32"/>
+          <w:szCs w:val="32"/>
+          <w:lang w:val="es-DO"/>
+        </w:rPr>
+        <w:t>)</w:t>
+      </w:r>
+    </w:p>
+    <w:p>
+      <w:pPr>
+        <w:pStyle w:val="NoSpacing"/>
+        <w:jc w:val="center"/>
+        <w:rPr>
+          <w:rFonts w:ascii="Times New Roman" w:hAnsi="Times New Roman" w:cs="Times New Roman"/>
+          <w:sz w:val="32"/>
+          <w:szCs w:val="32"/>
+          <w:lang w:val="es-DO"/>
+        </w:rPr>
+      </w:pPr>
+    </w:p>
+    <w:p>
+      <w:pPr>
+        <w:pStyle w:val="NoSpacing"/>
+        <w:jc w:val="center"/>
+        <w:rPr>
+          <w:rFonts w:ascii="Times New Roman" w:hAnsi="Times New Roman" w:cs="Times New Roman"/>
+          <w:sz w:val="32"/>
+          <w:szCs w:val="32"/>
+          <w:lang w:val="es-DO"/>
+        </w:rPr>
+      </w:pPr>
+    </w:p>
+    <w:p>
+      <w:pPr>
+        <w:pStyle w:val="NoSpacing"/>
+        <w:jc w:val="center"/>
+        <w:rPr>
+          <w:rFonts w:ascii="Times New Roman" w:hAnsi="Times New Roman" w:cs="Times New Roman"/>
+          <w:b/>
+          <w:bCs/>
+          <w:sz w:val="32"/>
+          <w:szCs w:val="32"/>
+          <w:lang w:val="es-DO"/>
+        </w:rPr>
+      </w:pPr>
+      <w:r>
+        <w:rPr>
+          <w:rFonts w:ascii="Times New Roman" w:hAnsi="Times New Roman" w:cs="Times New Roman"/>
+          <w:b/>
+          <w:bCs/>
+          <w:sz w:val="32"/>
+          <w:szCs w:val="32"/>
+          <w:lang w:val="es-DO"/>
+        </w:rPr>
+        <w:t>Profesor</w:t>
+      </w:r>
+    </w:p>
+    <w:p>
+      <w:pPr>
+        <w:pStyle w:val="NoSpacing"/>
+        <w:jc w:val="center"/>
+        <w:rPr>
+          <w:rFonts w:ascii="Times New Roman" w:hAnsi="Times New Roman" w:cs="Times New Roman"/>
+          <w:sz w:val="32"/>
+          <w:szCs w:val="32"/>
+          <w:lang w:val="es-DO"/>
+        </w:rPr>
+      </w:pPr>
+      <w:r>
+        <w:rPr>
+          <w:rFonts w:ascii="Times New Roman" w:hAnsi="Times New Roman" w:cs="Times New Roman"/>
+          <w:sz w:val="32"/>
+          <w:szCs w:val="32"/>
+          <w:lang w:val="es-DO"/>
+        </w:rPr>
+        <w:tab/>
+      </w:r>
+      <w:r>
+        <w:rPr>
+          <w:rFonts w:ascii="Times New Roman" w:hAnsi="Times New Roman" w:cs="Times New Roman"/>
+          <w:sz w:val="32"/>
+          <w:szCs w:val="32"/>
+          <w:lang w:val="es-DO"/>
+        </w:rPr>
+        <w:t>Edian Franklin Franco De los Santos</w:t>
+      </w:r>
+    </w:p>
+    <w:p>
+      <w:pPr>
+        <w:pStyle w:val="NoSpacing"/>
+        <w:jc w:val="center"/>
+        <w:rPr>
+          <w:rFonts w:ascii="Times New Roman" w:hAnsi="Times New Roman" w:cs="Times New Roman"/>
+          <w:sz w:val="32"/>
+          <w:szCs w:val="32"/>
+          <w:lang w:val="es-DO"/>
+        </w:rPr>
+      </w:pPr>
+    </w:p>
+    <w:p>
+      <w:pPr>
+        <w:pStyle w:val="NoSpacing"/>
+        <w:jc w:val="center"/>
+        <w:rPr>
+          <w:rFonts w:ascii="Times New Roman" w:hAnsi="Times New Roman" w:cs="Times New Roman"/>
+          <w:b/>
+          <w:bCs/>
+          <w:sz w:val="32"/>
+          <w:szCs w:val="32"/>
+          <w:lang w:val="es-DO"/>
+        </w:rPr>
+      </w:pPr>
+      <w:r>
+        <w:rPr>
+          <w:rFonts w:ascii="Times New Roman" w:hAnsi="Times New Roman" w:cs="Times New Roman"/>
+          <w:b/>
+          <w:bCs/>
+          <w:sz w:val="32"/>
+          <w:szCs w:val="32"/>
+          <w:lang w:val="es-DO"/>
+        </w:rPr>
+        <w:t>Fecha</w:t>
+      </w:r>
+    </w:p>
+    <w:p>
+      <w:pPr>
+        <w:pStyle w:val="NoSpacing"/>
+        <w:jc w:val="center"/>
+        <w:rPr>
+          <w:rFonts w:ascii="Times New Roman" w:hAnsi="Times New Roman" w:cs="Times New Roman"/>
+          <w:sz w:val="32"/>
+          <w:szCs w:val="32"/>
+          <w:lang w:val="es-DO"/>
+        </w:rPr>
+      </w:pPr>
+      <w:r>
+        <w:rPr>
+          <w:rFonts w:ascii="Times New Roman" w:hAnsi="Times New Roman" w:cs="Times New Roman"/>
+          <w:sz w:val="32"/>
+          <w:szCs w:val="32"/>
+          <w:lang w:val="es-DO"/>
+        </w:rPr>
+        <w:t>07</w:t>
+      </w:r>
+      <w:r>
+        <w:rPr>
+          <w:rFonts w:ascii="Times New Roman" w:hAnsi="Times New Roman" w:cs="Times New Roman"/>
+          <w:sz w:val="32"/>
+          <w:szCs w:val="32"/>
+          <w:lang w:val="es-DO"/>
+        </w:rPr>
+        <w:t xml:space="preserve"> de </w:t>
+      </w:r>
+      <w:proofErr w:type="gramStart"/>
+      <w:r>
+        <w:rPr>
+          <w:rFonts w:ascii="Times New Roman" w:hAnsi="Times New Roman" w:cs="Times New Roman"/>
+          <w:sz w:val="32"/>
+          <w:szCs w:val="32"/>
+          <w:lang w:val="es-DO"/>
+        </w:rPr>
+        <w:t>Mayo</w:t>
+      </w:r>
+      <w:proofErr w:type="gramEnd"/>
+      <w:r>
+        <w:rPr>
+          <w:rFonts w:ascii="Times New Roman" w:hAnsi="Times New Roman" w:cs="Times New Roman"/>
+          <w:sz w:val="32"/>
+          <w:szCs w:val="32"/>
+          <w:lang w:val="es-DO"/>
+        </w:rPr>
+        <w:t xml:space="preserve"> 2026</w:t>
+      </w:r>
+    </w:p>
+    <w:p>
+      <w:pPr>
+        <w:pStyle w:val="NoSpacing"/>
+        <w:jc w:val="center"/>
+        <w:rPr>
+          <w:rFonts w:ascii="Times New Roman" w:hAnsi="Times New Roman" w:cs="Times New Roman"/>
+          <w:sz w:val="32"/>
+          <w:szCs w:val="32"/>
+          <w:lang w:val="es-DO"/>
+        </w:rPr>
+      </w:pPr>
+    </w:p>
+    <w:p>
+      <w:pPr>
+        <w:pStyle w:val="NoSpacing"/>
+        <w:jc w:val="center"/>
+        <w:rPr>
+          <w:rFonts w:ascii="Times New Roman" w:hAnsi="Times New Roman" w:cs="Times New Roman"/>
+          <w:sz w:val="32"/>
+          <w:szCs w:val="32"/>
+          <w:lang w:val="es-DO"/>
+        </w:rPr>
+      </w:pPr>
+    </w:p>
+    <w:p>
+      <w:pPr>
+        <w:spacing w:line="276" w:lineRule="auto"/>
+        <w:jc w:val="center"/>
+        <w:rPr>
+          <w:rFonts w:ascii="Times New Roman" w:hAnsi="Times New Roman" w:cs="Times New Roman"/>
+          <w:sz w:val="32"/>
+          <w:szCs w:val="32"/>
+        </w:rPr>
+      </w:pPr>
+      <w:r>
+        <w:rPr>
+          <w:rFonts w:ascii="Times New Roman" w:hAnsi="Times New Roman" w:cs="Times New Roman"/>
+          <w:sz w:val="32"/>
+          <w:szCs w:val="32"/>
+        </w:rPr>
+        <w:t>Santo Domingo D.N., República Dominicana</w:t>
+      </w:r>
+    </w:p>
+    <w:p>
+      <w:pPr>
+        <w:spacing w:line="276" w:lineRule="auto"/>
+        <w:jc w:val="center"/>
+        <w:rPr>
+          <w:rFonts w:ascii="Times New Roman" w:hAnsi="Times New Roman" w:cs="Times New Roman"/>
+          <w:sz w:val="32"/>
+          <w:szCs w:val="32"/>
+        </w:rPr>
+      </w:pPr>
+    </w:p>
+    <w:p>
+      <w:pPr>
+        <w:jc w:val="both"/>
+        <w:rPr>
+          <w:b/>
+          <w:bCs/>
+          <w:sz w:val="32"/>
+          <w:szCs w:val="32"/>
+        </w:rPr>
+      </w:pPr>
+    </w:p>
+    <w:p>
+      <w:pPr>
+        <w:jc w:val="both"/>
+        <w:rPr>
+          <w:b/>
+          <w:bCs/>
+          <w:sz w:val="32"/>
+          <w:szCs w:val="32"/>
+        </w:rPr>
+      </w:pPr>
+    </w:p>
+    <w:p>
+      <w:pPr>
+        <w:jc w:val="both"/>
+        <w:rPr>
+          <w:b/>
+          <w:bCs/>
+          <w:sz w:val="32"/>
+          <w:szCs w:val="32"/>
+        </w:rPr>
+      </w:pPr>
+    </w:p>
+    <w:p>
+      <w:pPr>
+        <w:jc w:val="both"/>
+        <w:rPr>
+          <w:b/>
+          <w:bCs/>
+          <w:sz w:val="32"/>
+          <w:szCs w:val="32"/>
+        </w:rPr>
+      </w:pPr>
+      <w:r>
+        <w:rPr>
+          <w:b/>
+          <w:bCs/>
+          <w:sz w:val="32"/>
+          <w:szCs w:val="32"/>
+        </w:rPr>
+        <w:lastRenderedPageBreak/>
         <w:t xml:space="preserve">Acta de inicio del proyecto </w:t>
       </w:r>
     </w:p>
@@ -131,32 +911,369 @@
           <w:sz w:val="32"/>
           <w:szCs w:val="32"/>
         </w:rPr>
-        <w:t xml:space="preserve">El problema que resuelve la aplicación es </w:t>
-      </w:r>
-      <w:r>
-        <w:rPr>
-          <w:rFonts w:ascii="Arial" w:eastAsia="Arial" w:hAnsi="Arial" w:cs="Arial"/>
-          <w:sz w:val="32"/>
-          <w:szCs w:val="32"/>
-        </w:rPr>
-        <w:t>la falta de un medio para conseguir la confianza de nuevo</w:t>
-      </w:r>
-      <w:r>
-        <w:rPr>
-          <w:rFonts w:ascii="Arial" w:eastAsia="Arial" w:hAnsi="Arial" w:cs="Arial"/>
-          <w:sz w:val="32"/>
-          <w:szCs w:val="32"/>
-        </w:rPr>
-        <w:t xml:space="preserve">s </w:t>
-      </w:r>
-      <w:r>
-        <w:rPr>
-          <w:rFonts w:ascii="Arial" w:eastAsia="Arial" w:hAnsi="Arial" w:cs="Arial"/>
-          <w:sz w:val="32"/>
-          <w:szCs w:val="32"/>
-        </w:rPr>
-        <w:t>clientes y ampliar el mercado</w:t>
-      </w:r>
+        <w:t>La aplicación evita quiebres de stock al monitorear el inventario y alertar cuando un producto llega a su mínimo. Esto ayuda a reponer a tiempo y reducir ventas perdidas.</w:t>
+      </w:r>
+    </w:p>
+    <w:p>
+      <w:pPr>
+        <w:jc w:val="both"/>
+        <w:rPr>
+          <w:rFonts w:ascii="Arial" w:eastAsia="Arial" w:hAnsi="Arial" w:cs="Arial"/>
+          <w:sz w:val="32"/>
+          <w:szCs w:val="32"/>
+        </w:rPr>
+      </w:pPr>
+    </w:p>
+    <w:p>
+      <w:pPr>
+        <w:jc w:val="both"/>
+        <w:rPr>
+          <w:rFonts w:ascii="Arial" w:eastAsia="Arial" w:hAnsi="Arial" w:cs="Arial"/>
+          <w:b/>
+          <w:bCs/>
+          <w:sz w:val="32"/>
+          <w:szCs w:val="32"/>
+        </w:rPr>
+      </w:pPr>
+      <w:r>
+        <w:rPr>
+          <w:rFonts w:ascii="Arial" w:eastAsia="Arial" w:hAnsi="Arial" w:cs="Arial"/>
+          <w:b/>
+          <w:bCs/>
+          <w:sz w:val="32"/>
+          <w:szCs w:val="32"/>
+        </w:rPr>
+        <w:t>2. ¿Cuál es el objetivo general del proyecto? (Una oración que comience con un verbo en infinitivo.)</w:t>
+      </w:r>
+    </w:p>
+    <w:p>
+      <w:pPr>
+        <w:jc w:val="both"/>
+        <w:rPr>
+          <w:rFonts w:ascii="Arial" w:eastAsia="Arial" w:hAnsi="Arial" w:cs="Arial"/>
+          <w:b/>
+          <w:bCs/>
+          <w:sz w:val="32"/>
+          <w:szCs w:val="32"/>
+        </w:rPr>
+      </w:pPr>
+    </w:p>
+    <w:p>
+      <w:pPr>
+        <w:jc w:val="both"/>
+        <w:rPr>
+          <w:rFonts w:ascii="Arial" w:eastAsia="Arial" w:hAnsi="Arial" w:cs="Arial"/>
+          <w:sz w:val="32"/>
+          <w:szCs w:val="32"/>
+        </w:rPr>
+      </w:pPr>
+      <w:r>
+        <w:rPr>
+          <w:rFonts w:ascii="Arial" w:eastAsia="Arial" w:hAnsi="Arial" w:cs="Arial"/>
+          <w:sz w:val="32"/>
+          <w:szCs w:val="32"/>
+        </w:rPr>
+        <w:t>Desarrollar una aplicación de inventario que permita monitorear el stock, generar alertas de productos bajos y mejorar el proceso de reposición.</w:t>
+      </w:r>
+    </w:p>
+    <w:p>
+      <w:pPr>
+        <w:jc w:val="both"/>
+        <w:rPr>
+          <w:rFonts w:ascii="Arial" w:eastAsia="Arial" w:hAnsi="Arial" w:cs="Arial"/>
+          <w:sz w:val="32"/>
+          <w:szCs w:val="32"/>
+        </w:rPr>
+      </w:pPr>
+    </w:p>
+    <w:p>
+      <w:pPr>
+        <w:jc w:val="both"/>
+        <w:rPr>
+          <w:rFonts w:ascii="Arial" w:eastAsia="Arial" w:hAnsi="Arial" w:cs="Arial"/>
+          <w:b/>
+          <w:bCs/>
+          <w:sz w:val="32"/>
+          <w:szCs w:val="32"/>
+        </w:rPr>
+      </w:pPr>
+      <w:r>
+        <w:rPr>
+          <w:rFonts w:ascii="Arial" w:eastAsia="Arial" w:hAnsi="Arial" w:cs="Arial"/>
+          <w:b/>
+          <w:bCs/>
+          <w:sz w:val="32"/>
+          <w:szCs w:val="32"/>
+        </w:rPr>
+        <w:t xml:space="preserve">3. </w:t>
+      </w:r>
+      <w:r>
+        <w:rPr>
+          <w:rFonts w:ascii="Arial" w:eastAsia="Arial" w:hAnsi="Arial" w:cs="Arial"/>
+          <w:b/>
+          <w:bCs/>
+          <w:sz w:val="32"/>
+          <w:szCs w:val="32"/>
+        </w:rPr>
+        <w:t>¿Cuáles son los 3 objetivos específicos? (Uno por módulo funcional principal.)</w:t>
+      </w:r>
+    </w:p>
+    <w:p>
+      <w:pPr>
+        <w:jc w:val="both"/>
+        <w:rPr>
+          <w:rFonts w:eastAsiaTheme="minorEastAsia"/>
+          <w:sz w:val="32"/>
+          <w:szCs w:val="32"/>
+        </w:rPr>
+      </w:pPr>
+      <w:r>
+        <w:rPr>
+          <w:rFonts w:eastAsiaTheme="minorEastAsia"/>
+          <w:sz w:val="32"/>
+          <w:szCs w:val="32"/>
+        </w:rPr>
+        <w:t xml:space="preserve">Los tres objetivos específicos del proyecto son: </w:t>
+      </w:r>
+    </w:p>
+    <w:p>
+      <w:pPr>
+        <w:jc w:val="both"/>
+        <w:rPr>
+          <w:rFonts w:eastAsiaTheme="minorEastAsia"/>
+          <w:sz w:val="32"/>
+          <w:szCs w:val="32"/>
+        </w:rPr>
+      </w:pPr>
+      <w:r>
+        <w:rPr>
+          <w:rFonts w:eastAsiaTheme="minorEastAsia"/>
+          <w:sz w:val="32"/>
+          <w:szCs w:val="32"/>
+        </w:rPr>
+        <w:t xml:space="preserve">1. Desarrollar un módulo de tienda para clientes que permita consultar productos disponibles, filtrarlos por departamentos, agregarlos al carrito, gestionar favoritos y realizar pedidos para retiro en tienda. </w:t>
+      </w:r>
+    </w:p>
+    <w:p>
+      <w:pPr>
+        <w:jc w:val="both"/>
+        <w:rPr>
+          <w:rFonts w:eastAsiaTheme="minorEastAsia"/>
+          <w:sz w:val="32"/>
+          <w:szCs w:val="32"/>
+        </w:rPr>
+      </w:pPr>
+    </w:p>
+    <w:p>
+      <w:pPr>
+        <w:jc w:val="both"/>
+        <w:rPr>
+          <w:rFonts w:eastAsiaTheme="minorEastAsia"/>
+          <w:sz w:val="32"/>
+          <w:szCs w:val="32"/>
+        </w:rPr>
+      </w:pPr>
+      <w:r>
+        <w:rPr>
+          <w:rFonts w:eastAsiaTheme="minorEastAsia"/>
+          <w:sz w:val="32"/>
+          <w:szCs w:val="32"/>
+        </w:rPr>
+        <w:t xml:space="preserve">2. Implementar un módulo administrativo que permita gestionar productos, departamentos, suplidores, clientes, </w:t>
+      </w:r>
+      <w:r>
+        <w:rPr>
+          <w:rFonts w:eastAsiaTheme="minorEastAsia"/>
+          <w:sz w:val="32"/>
+          <w:szCs w:val="32"/>
+        </w:rPr>
+        <w:lastRenderedPageBreak/>
+        <w:t xml:space="preserve">órdenes, movimientos de inventario y alertas de stock, facilitando el control operativo de la ferretería. </w:t>
+      </w:r>
+    </w:p>
+    <w:p>
+      <w:pPr>
+        <w:jc w:val="both"/>
+        <w:rPr>
+          <w:rFonts w:eastAsiaTheme="minorEastAsia"/>
+          <w:sz w:val="32"/>
+          <w:szCs w:val="32"/>
+        </w:rPr>
+      </w:pPr>
+      <w:r>
+        <w:rPr>
+          <w:rFonts w:eastAsiaTheme="minorEastAsia"/>
+          <w:sz w:val="32"/>
+          <w:szCs w:val="32"/>
+        </w:rPr>
+        <w:t xml:space="preserve">3. Integrar un módulo de soporte y experiencia del usuario que incluya autenticación, perfil de usuario, servicio al cliente, </w:t>
+      </w:r>
+      <w:proofErr w:type="spellStart"/>
+      <w:r>
+        <w:rPr>
+          <w:rFonts w:eastAsiaTheme="minorEastAsia"/>
+          <w:sz w:val="32"/>
+          <w:szCs w:val="32"/>
+        </w:rPr>
+        <w:t>chatbot</w:t>
+      </w:r>
+      <w:proofErr w:type="spellEnd"/>
+      <w:r>
+        <w:rPr>
+          <w:rFonts w:eastAsiaTheme="minorEastAsia"/>
+          <w:sz w:val="32"/>
+          <w:szCs w:val="32"/>
+        </w:rPr>
+        <w:t xml:space="preserve"> de ayuda, accesibilidad y generación/envío de facturas o reportes digitales.</w:t>
+      </w:r>
+    </w:p>
+    <w:p>
+      <w:pPr>
+        <w:jc w:val="both"/>
+        <w:rPr>
+          <w:rFonts w:ascii="Arial" w:eastAsia="Arial" w:hAnsi="Arial" w:cs="Arial"/>
+          <w:b/>
+          <w:bCs/>
+          <w:sz w:val="32"/>
+          <w:szCs w:val="32"/>
+        </w:rPr>
+      </w:pPr>
+    </w:p>
+    <w:p>
+      <w:pPr>
+        <w:jc w:val="both"/>
+        <w:rPr>
+          <w:rFonts w:ascii="Arial" w:eastAsia="Arial" w:hAnsi="Arial" w:cs="Arial"/>
+          <w:b/>
+          <w:bCs/>
+          <w:sz w:val="32"/>
+          <w:szCs w:val="32"/>
+        </w:rPr>
+      </w:pPr>
+      <w:r>
+        <w:rPr>
+          <w:rFonts w:ascii="Arial" w:eastAsia="Arial" w:hAnsi="Arial" w:cs="Arial"/>
+          <w:b/>
+          <w:bCs/>
+          <w:sz w:val="32"/>
+          <w:szCs w:val="32"/>
+        </w:rPr>
+        <w:t>4. ¿Quiénes son los usuarios de la aplicación? (Primario y secundario, con descripción de su perfil técnico.)</w:t>
+      </w:r>
+    </w:p>
+    <w:p>
+      <w:pPr>
+        <w:jc w:val="both"/>
+        <w:rPr>
+          <w:rFonts w:ascii="Arial" w:eastAsia="Arial" w:hAnsi="Arial" w:cs="Arial"/>
+          <w:b/>
+          <w:bCs/>
+          <w:sz w:val="32"/>
+          <w:szCs w:val="32"/>
+        </w:rPr>
+      </w:pPr>
+    </w:p>
+    <w:p>
+      <w:pPr>
+        <w:jc w:val="both"/>
+        <w:rPr>
+          <w:rFonts w:ascii="Arial" w:eastAsia="Arial" w:hAnsi="Arial" w:cs="Arial"/>
+          <w:sz w:val="32"/>
+          <w:szCs w:val="32"/>
+        </w:rPr>
+      </w:pPr>
+      <w:r>
+        <w:rPr>
+          <w:rFonts w:ascii="Arial" w:eastAsia="Arial" w:hAnsi="Arial" w:cs="Arial"/>
+          <w:sz w:val="32"/>
+          <w:szCs w:val="32"/>
+        </w:rPr>
+        <w:t>Administrador:</w:t>
+      </w:r>
+      <w:r>
+        <w:rPr>
+          <w:rFonts w:ascii="Arial" w:eastAsia="Arial" w:hAnsi="Arial" w:cs="Arial"/>
+          <w:sz w:val="32"/>
+          <w:szCs w:val="32"/>
+        </w:rPr>
+        <w:t xml:space="preserve">  puede</w:t>
+      </w:r>
+      <w:r>
+        <w:rPr>
+          <w:rFonts w:ascii="Arial" w:eastAsia="Arial" w:hAnsi="Arial" w:cs="Arial"/>
+          <w:sz w:val="32"/>
+          <w:szCs w:val="32"/>
+        </w:rPr>
+        <w:t xml:space="preserve"> </w:t>
+      </w:r>
+      <w:r>
+        <w:rPr>
+          <w:rFonts w:ascii="Arial" w:eastAsia="Arial" w:hAnsi="Arial" w:cs="Arial"/>
+          <w:sz w:val="32"/>
+          <w:szCs w:val="32"/>
+        </w:rPr>
+        <w:t>ver</w:t>
+      </w:r>
+      <w:r>
+        <w:rPr>
+          <w:rFonts w:ascii="Arial" w:eastAsia="Arial" w:hAnsi="Arial" w:cs="Arial"/>
+          <w:sz w:val="32"/>
+          <w:szCs w:val="32"/>
+        </w:rPr>
+        <w:t xml:space="preserve"> y cambiar</w:t>
+      </w:r>
+      <w:r>
+        <w:rPr>
+          <w:rFonts w:ascii="Arial" w:eastAsia="Arial" w:hAnsi="Arial" w:cs="Arial"/>
+          <w:sz w:val="32"/>
+          <w:szCs w:val="32"/>
+        </w:rPr>
+        <w:t xml:space="preserve"> todos los detalles de la </w:t>
+      </w:r>
+      <w:r>
+        <w:rPr>
+          <w:rFonts w:ascii="Arial" w:eastAsia="Arial" w:hAnsi="Arial" w:cs="Arial"/>
+          <w:sz w:val="32"/>
+          <w:szCs w:val="32"/>
+        </w:rPr>
+        <w:t>página.</w:t>
+      </w:r>
+    </w:p>
+    <w:p>
+      <w:pPr>
+        <w:jc w:val="both"/>
+        <w:rPr>
+          <w:rFonts w:ascii="Arial" w:eastAsia="Arial" w:hAnsi="Arial" w:cs="Arial"/>
+          <w:sz w:val="32"/>
+          <w:szCs w:val="32"/>
+        </w:rPr>
+      </w:pPr>
+      <w:r>
+        <w:rPr>
+          <w:rFonts w:ascii="Arial" w:eastAsia="Arial" w:hAnsi="Arial" w:cs="Arial"/>
+          <w:sz w:val="32"/>
+          <w:szCs w:val="32"/>
+        </w:rPr>
+        <w:t xml:space="preserve"> Cliente</w:t>
+      </w:r>
+      <w:r>
+        <w:rPr>
+          <w:rFonts w:ascii="Arial" w:eastAsia="Arial" w:hAnsi="Arial" w:cs="Arial"/>
+          <w:sz w:val="32"/>
+          <w:szCs w:val="32"/>
+        </w:rPr>
+        <w:t xml:space="preserve">: puede ver solo lo que presenta la </w:t>
+      </w:r>
+      <w:proofErr w:type="spellStart"/>
+      <w:r>
+        <w:rPr>
+          <w:rFonts w:ascii="Arial" w:eastAsia="Arial" w:hAnsi="Arial" w:cs="Arial"/>
+          <w:sz w:val="32"/>
+          <w:szCs w:val="32"/>
+        </w:rPr>
+        <w:t>pagina</w:t>
+      </w:r>
+      <w:proofErr w:type="spellEnd"/>
       <w:r>
         <w:rPr>
           <w:rFonts w:ascii="Arial" w:eastAsia="Arial" w:hAnsi="Arial" w:cs="Arial"/>
@@ -171,31 +1288,184 @@
         <w:jc w:val="both"/>
         <w:rPr>
           <w:rFonts w:ascii="Arial" w:eastAsia="Arial" w:hAnsi="Arial" w:cs="Arial"/>
-          <w:sz w:val="32"/>
-          <w:szCs w:val="32"/>
-        </w:rPr>
-      </w:pPr>
-    </w:p>
-    <w:p>
-      <w:pPr>
-        <w:jc w:val="both"/>
-        <w:rPr>
-          <w:rFonts w:ascii="Arial" w:eastAsia="Arial" w:hAnsi="Arial" w:cs="Arial"/>
-          <w:b/>
-          <w:bCs/>
-          <w:sz w:val="32"/>
-          <w:szCs w:val="32"/>
-        </w:rPr>
-      </w:pPr>
-      <w:r>
-        <w:rPr>
-          <w:rFonts w:ascii="Arial" w:eastAsia="Arial" w:hAnsi="Arial" w:cs="Arial"/>
-          <w:b/>
-          <w:bCs/>
-          <w:sz w:val="32"/>
-          <w:szCs w:val="32"/>
-        </w:rPr>
-        <w:t>2. ¿Cuál es el objetivo general del proyecto? (Una oración que comience con un verbo en infinitivo.)</w:t>
+          <w:b/>
+          <w:bCs/>
+          <w:sz w:val="32"/>
+          <w:szCs w:val="32"/>
+        </w:rPr>
+      </w:pPr>
+    </w:p>
+    <w:p>
+      <w:pPr>
+        <w:jc w:val="both"/>
+        <w:rPr>
+          <w:rFonts w:ascii="Arial" w:eastAsia="Arial" w:hAnsi="Arial" w:cs="Arial"/>
+          <w:b/>
+          <w:bCs/>
+          <w:sz w:val="32"/>
+          <w:szCs w:val="32"/>
+        </w:rPr>
+      </w:pPr>
+      <w:r>
+        <w:rPr>
+          <w:rFonts w:ascii="Arial" w:eastAsia="Arial" w:hAnsi="Arial" w:cs="Arial"/>
+          <w:b/>
+          <w:bCs/>
+          <w:sz w:val="32"/>
+          <w:szCs w:val="32"/>
+        </w:rPr>
+        <w:t>5. ¿Qué está FUERA del alcance? (Al menos 2 funcionalidades no implementadas, con justificación.)</w:t>
+      </w:r>
+    </w:p>
+    <w:p>
+      <w:pPr>
+        <w:jc w:val="both"/>
+        <w:rPr>
+          <w:rFonts w:eastAsiaTheme="minorEastAsia"/>
+          <w:sz w:val="32"/>
+          <w:szCs w:val="32"/>
+        </w:rPr>
+      </w:pPr>
+      <w:r>
+        <w:rPr>
+          <w:rFonts w:eastAsiaTheme="minorEastAsia"/>
+          <w:sz w:val="32"/>
+          <w:szCs w:val="32"/>
+        </w:rPr>
+        <w:t xml:space="preserve">Las siguientes funcionalidades están fuera del alcance del proyecto: </w:t>
+      </w:r>
+    </w:p>
+    <w:p>
+      <w:pPr>
+        <w:jc w:val="both"/>
+        <w:rPr>
+          <w:rFonts w:eastAsiaTheme="minorEastAsia"/>
+          <w:sz w:val="32"/>
+          <w:szCs w:val="32"/>
+        </w:rPr>
+      </w:pPr>
+      <w:r>
+        <w:rPr>
+          <w:rFonts w:eastAsiaTheme="minorEastAsia"/>
+          <w:sz w:val="32"/>
+          <w:szCs w:val="32"/>
+        </w:rPr>
+        <w:t xml:space="preserve">1. Servicio de </w:t>
+      </w:r>
+      <w:proofErr w:type="spellStart"/>
+      <w:r>
+        <w:rPr>
+          <w:rFonts w:eastAsiaTheme="minorEastAsia"/>
+          <w:sz w:val="32"/>
+          <w:szCs w:val="32"/>
+        </w:rPr>
+        <w:t>delivery</w:t>
+      </w:r>
+      <w:proofErr w:type="spellEnd"/>
+      <w:r>
+        <w:rPr>
+          <w:rFonts w:eastAsiaTheme="minorEastAsia"/>
+          <w:sz w:val="32"/>
+          <w:szCs w:val="32"/>
+        </w:rPr>
+        <w:t xml:space="preserve"> o envío a domicilio: No fue implementado porque el sistema está enfocado únicamente en compras para retiro en tienda. Por esta razón, el </w:t>
+      </w:r>
+      <w:proofErr w:type="spellStart"/>
+      <w:r>
+        <w:rPr>
+          <w:rFonts w:eastAsiaTheme="minorEastAsia"/>
+          <w:sz w:val="32"/>
+          <w:szCs w:val="32"/>
+        </w:rPr>
+        <w:t>checkout</w:t>
+      </w:r>
+      <w:proofErr w:type="spellEnd"/>
+      <w:r>
+        <w:rPr>
+          <w:rFonts w:eastAsiaTheme="minorEastAsia"/>
+          <w:sz w:val="32"/>
+          <w:szCs w:val="32"/>
+        </w:rPr>
+        <w:t xml:space="preserve"> solo contempla la modalidad Pick Up y no incluye cálculo de rutas, tarifas de envío, zonas de cobertura ni seguimiento de entregas. </w:t>
+      </w:r>
+    </w:p>
+    <w:p>
+      <w:pPr>
+        <w:jc w:val="both"/>
+        <w:rPr>
+          <w:rFonts w:eastAsiaTheme="minorEastAsia"/>
+          <w:sz w:val="32"/>
+          <w:szCs w:val="32"/>
+        </w:rPr>
+      </w:pPr>
+      <w:r>
+        <w:rPr>
+          <w:rFonts w:eastAsiaTheme="minorEastAsia"/>
+          <w:sz w:val="32"/>
+          <w:szCs w:val="32"/>
+        </w:rPr>
+        <w:t xml:space="preserve">2. Pasarela de pago en línea: No fue implementada porque el proyecto maneja métodos de pago simples: efectivo al retirar y transferencia bancaria. Integrar pagos en línea requeriría conexión con servicios externos, validación </w:t>
+      </w:r>
+      <w:r>
+        <w:rPr>
+          <w:rFonts w:eastAsiaTheme="minorEastAsia"/>
+          <w:sz w:val="32"/>
+          <w:szCs w:val="32"/>
+        </w:rPr>
+        <w:lastRenderedPageBreak/>
+        <w:t xml:space="preserve">automática de transacciones y medidas adicionales de seguridad financiera. </w:t>
+      </w:r>
+    </w:p>
+    <w:p>
+      <w:pPr>
+        <w:jc w:val="both"/>
+        <w:rPr>
+          <w:rFonts w:eastAsiaTheme="minorEastAsia"/>
+          <w:sz w:val="32"/>
+          <w:szCs w:val="32"/>
+        </w:rPr>
+      </w:pPr>
+      <w:r>
+        <w:rPr>
+          <w:rFonts w:eastAsiaTheme="minorEastAsia"/>
+          <w:sz w:val="32"/>
+          <w:szCs w:val="32"/>
+        </w:rPr>
+        <w:t>3. Gestión avanzada de recursos humanos o nómina: No forma parte del alcance porque el sistema está orientado a ventas, inventario, clientes y órdenes de la ferretería. La administración de empleados, horarios, salarios o pagos internos correspondería a otro módulo especializado.</w:t>
+      </w:r>
+    </w:p>
+    <w:p>
+      <w:pPr>
+        <w:jc w:val="both"/>
+        <w:rPr>
+          <w:rFonts w:ascii="Arial" w:eastAsia="Arial" w:hAnsi="Arial" w:cs="Arial"/>
+          <w:b/>
+          <w:bCs/>
+          <w:sz w:val="32"/>
+          <w:szCs w:val="32"/>
+        </w:rPr>
+      </w:pPr>
+    </w:p>
+    <w:p>
+      <w:pPr>
+        <w:jc w:val="both"/>
+        <w:rPr>
+          <w:rFonts w:ascii="Arial" w:eastAsia="Arial" w:hAnsi="Arial" w:cs="Arial"/>
+          <w:b/>
+          <w:bCs/>
+          <w:sz w:val="32"/>
+          <w:szCs w:val="32"/>
+        </w:rPr>
+      </w:pPr>
+      <w:r>
+        <w:rPr>
+          <w:rFonts w:ascii="Arial" w:eastAsia="Arial" w:hAnsi="Arial" w:cs="Arial"/>
+          <w:b/>
+          <w:bCs/>
+          <w:sz w:val="32"/>
+          <w:szCs w:val="32"/>
+        </w:rPr>
+        <w:t>6. ¿Quiénes integran el grupo y cuál es el rol de cada integrante?</w:t>
       </w:r>
     </w:p>
     <w:p>
@@ -235,220 +1505,154 @@
           <w:sz w:val="32"/>
           <w:szCs w:val="32"/>
         </w:rPr>
-        <w:t>Usar los</w:t>
-      </w:r>
-      <w:r>
-        <w:rPr>
-          <w:rFonts w:ascii="Arial" w:eastAsia="Arial" w:hAnsi="Arial" w:cs="Arial"/>
-          <w:sz w:val="32"/>
-          <w:szCs w:val="32"/>
-        </w:rPr>
-        <w:t xml:space="preserve"> conocimientos fundamentales para </w:t>
-      </w:r>
-      <w:r>
-        <w:rPr>
-          <w:rFonts w:ascii="Arial" w:eastAsia="Arial" w:hAnsi="Arial" w:cs="Arial"/>
-          <w:sz w:val="32"/>
-          <w:szCs w:val="32"/>
-        </w:rPr>
-        <w:t xml:space="preserve">crear una página de un negocio para resolver las problemáticas del negocio </w:t>
-      </w:r>
-    </w:p>
-    <w:p>
-      <w:pPr>
-        <w:jc w:val="both"/>
-        <w:rPr>
-          <w:rFonts w:ascii="Arial" w:eastAsia="Arial" w:hAnsi="Arial" w:cs="Arial"/>
-          <w:sz w:val="32"/>
-          <w:szCs w:val="32"/>
-        </w:rPr>
-      </w:pPr>
-    </w:p>
-    <w:p>
-      <w:pPr>
-        <w:jc w:val="both"/>
-        <w:rPr>
-          <w:rFonts w:ascii="Arial" w:eastAsia="Arial" w:hAnsi="Arial" w:cs="Arial"/>
-          <w:b/>
-          <w:bCs/>
-          <w:sz w:val="32"/>
-          <w:szCs w:val="32"/>
-        </w:rPr>
-      </w:pPr>
-      <w:r>
-        <w:rPr>
-          <w:rFonts w:ascii="Arial" w:eastAsia="Arial" w:hAnsi="Arial" w:cs="Arial"/>
-          <w:b/>
-          <w:bCs/>
-          <w:sz w:val="32"/>
-          <w:szCs w:val="32"/>
-        </w:rPr>
-        <w:t xml:space="preserve">3. </w:t>
-      </w:r>
-      <w:r>
-        <w:rPr>
-          <w:rFonts w:ascii="Arial" w:eastAsia="Arial" w:hAnsi="Arial" w:cs="Arial"/>
-          <w:b/>
-          <w:bCs/>
-          <w:sz w:val="32"/>
-          <w:szCs w:val="32"/>
-        </w:rPr>
-        <w:t>¿Cuáles son los 3 objetivos específicos? (Uno por módulo funcional principal.)</w:t>
-      </w:r>
-    </w:p>
-    <w:p>
-      <w:pPr>
-        <w:jc w:val="both"/>
-        <w:rPr>
-          <w:rFonts w:eastAsiaTheme="minorEastAsia"/>
-          <w:sz w:val="32"/>
-          <w:szCs w:val="32"/>
-        </w:rPr>
-      </w:pPr>
-      <w:r>
-        <w:rPr>
-          <w:rFonts w:eastAsiaTheme="minorEastAsia"/>
-          <w:sz w:val="32"/>
-          <w:szCs w:val="32"/>
-        </w:rPr>
-        <w:t xml:space="preserve">Los tres objetivos específicos del proyecto son: </w:t>
-      </w:r>
-    </w:p>
-    <w:p>
-      <w:pPr>
-        <w:jc w:val="both"/>
-        <w:rPr>
-          <w:rFonts w:eastAsiaTheme="minorEastAsia"/>
-          <w:sz w:val="32"/>
-          <w:szCs w:val="32"/>
-        </w:rPr>
-      </w:pPr>
-      <w:r>
-        <w:rPr>
-          <w:rFonts w:eastAsiaTheme="minorEastAsia"/>
-          <w:sz w:val="32"/>
-          <w:szCs w:val="32"/>
-        </w:rPr>
-        <w:t xml:space="preserve">1. Desarrollar un módulo de tienda para clientes que permita consultar productos disponibles, filtrarlos por departamentos, agregarlos al carrito, gestionar favoritos y realizar pedidos para retiro en tienda. </w:t>
-      </w:r>
-    </w:p>
-    <w:p>
-      <w:pPr>
-        <w:jc w:val="both"/>
-        <w:rPr>
-          <w:rFonts w:eastAsiaTheme="minorEastAsia"/>
-          <w:sz w:val="32"/>
-          <w:szCs w:val="32"/>
-        </w:rPr>
-      </w:pPr>
-    </w:p>
-    <w:p>
-      <w:pPr>
-        <w:jc w:val="both"/>
-        <w:rPr>
-          <w:rFonts w:eastAsiaTheme="minorEastAsia"/>
-          <w:sz w:val="32"/>
-          <w:szCs w:val="32"/>
-        </w:rPr>
-      </w:pPr>
-      <w:r>
-        <w:rPr>
-          <w:rFonts w:eastAsiaTheme="minorEastAsia"/>
-          <w:sz w:val="32"/>
-          <w:szCs w:val="32"/>
-        </w:rPr>
-        <w:t xml:space="preserve">2. Implementar un módulo administrativo que permita gestionar productos, departamentos, suplidores, clientes, órdenes, movimientos de inventario y alertas de stock, facilitando el control operativo de la ferretería. </w:t>
-      </w:r>
-    </w:p>
-    <w:p>
-      <w:pPr>
-        <w:jc w:val="both"/>
-        <w:rPr>
-          <w:rFonts w:eastAsiaTheme="minorEastAsia"/>
-          <w:sz w:val="32"/>
-          <w:szCs w:val="32"/>
-        </w:rPr>
-      </w:pPr>
-      <w:r>
-        <w:rPr>
-          <w:rFonts w:eastAsiaTheme="minorEastAsia"/>
-          <w:sz w:val="32"/>
-          <w:szCs w:val="32"/>
-        </w:rPr>
-        <w:t>3. Integrar un módulo de soporte y experiencia del usuario que incluya autenticación, perfil de usuario, servicio al cliente, chatbot de ayuda, accesibilidad y generación/envío de facturas o reportes digitales.</w:t>
-      </w:r>
-    </w:p>
-    <w:p>
-      <w:pPr>
-        <w:jc w:val="both"/>
-        <w:rPr>
-          <w:rFonts w:ascii="Arial" w:eastAsia="Arial" w:hAnsi="Arial" w:cs="Arial"/>
-          <w:b/>
-          <w:bCs/>
-          <w:sz w:val="32"/>
-          <w:szCs w:val="32"/>
-        </w:rPr>
-      </w:pPr>
-    </w:p>
-    <w:p>
-      <w:pPr>
-        <w:jc w:val="both"/>
-        <w:rPr>
-          <w:rFonts w:ascii="Arial" w:eastAsia="Arial" w:hAnsi="Arial" w:cs="Arial"/>
-          <w:b/>
-          <w:bCs/>
-          <w:sz w:val="32"/>
-          <w:szCs w:val="32"/>
-        </w:rPr>
-      </w:pPr>
-      <w:r>
-        <w:rPr>
-          <w:rFonts w:ascii="Arial" w:eastAsia="Arial" w:hAnsi="Arial" w:cs="Arial"/>
-          <w:b/>
-          <w:bCs/>
-          <w:sz w:val="32"/>
-          <w:szCs w:val="32"/>
-        </w:rPr>
-        <w:t>4. ¿Quiénes son los usuarios de la aplicación? (Primario y secundario, con descripción de su perfil técnico.)</w:t>
-      </w:r>
-    </w:p>
-    <w:p>
-      <w:pPr>
-        <w:jc w:val="both"/>
-        <w:rPr>
-          <w:rFonts w:ascii="Arial" w:eastAsia="Arial" w:hAnsi="Arial" w:cs="Arial"/>
-          <w:b/>
-          <w:bCs/>
-          <w:sz w:val="32"/>
-          <w:szCs w:val="32"/>
-        </w:rPr>
-      </w:pPr>
-    </w:p>
-    <w:p>
-      <w:pPr>
-        <w:jc w:val="both"/>
-        <w:rPr>
-          <w:rFonts w:ascii="Arial" w:eastAsia="Arial" w:hAnsi="Arial" w:cs="Arial"/>
-          <w:sz w:val="32"/>
-          <w:szCs w:val="32"/>
-        </w:rPr>
-      </w:pPr>
-      <w:r>
-        <w:rPr>
-          <w:rFonts w:ascii="Arial" w:eastAsia="Arial" w:hAnsi="Arial" w:cs="Arial"/>
-          <w:sz w:val="32"/>
-          <w:szCs w:val="32"/>
-        </w:rPr>
-        <w:t>Administrador:</w:t>
-      </w:r>
-      <w:r>
-        <w:rPr>
-          <w:rFonts w:ascii="Arial" w:eastAsia="Arial" w:hAnsi="Arial" w:cs="Arial"/>
-          <w:sz w:val="32"/>
-          <w:szCs w:val="32"/>
-        </w:rPr>
-        <w:t xml:space="preserve">  puede</w:t>
-      </w:r>
+        <w:t>Raykel villar: encargado de la parte</w:t>
+      </w:r>
+      <w:r>
+        <w:rPr>
+          <w:rFonts w:ascii="Arial" w:eastAsia="Arial" w:hAnsi="Arial" w:cs="Arial"/>
+          <w:sz w:val="32"/>
+          <w:szCs w:val="32"/>
+        </w:rPr>
+        <w:t xml:space="preserve"> de la estructura de la página y la base de datos </w:t>
+      </w:r>
+    </w:p>
+    <w:p>
+      <w:pPr>
+        <w:jc w:val="both"/>
+        <w:rPr>
+          <w:rFonts w:ascii="Arial" w:eastAsia="Arial" w:hAnsi="Arial" w:cs="Arial"/>
+          <w:sz w:val="32"/>
+          <w:szCs w:val="32"/>
+        </w:rPr>
+      </w:pPr>
+    </w:p>
+    <w:p>
+      <w:pPr>
+        <w:jc w:val="both"/>
+        <w:rPr>
+          <w:rFonts w:ascii="Arial" w:eastAsia="Arial" w:hAnsi="Arial" w:cs="Arial"/>
+          <w:sz w:val="32"/>
+          <w:szCs w:val="32"/>
+        </w:rPr>
+      </w:pPr>
+      <w:r>
+        <w:rPr>
+          <w:rFonts w:ascii="Arial" w:eastAsia="Arial" w:hAnsi="Arial" w:cs="Arial"/>
+          <w:sz w:val="32"/>
+          <w:szCs w:val="32"/>
+        </w:rPr>
+        <w:t xml:space="preserve">Chery viola: encargado del diseño de la pagina </w:t>
+      </w:r>
+    </w:p>
+    <w:p>
+      <w:pPr>
+        <w:jc w:val="both"/>
+        <w:rPr>
+          <w:rFonts w:ascii="Arial" w:eastAsia="Arial" w:hAnsi="Arial" w:cs="Arial"/>
+          <w:sz w:val="32"/>
+          <w:szCs w:val="32"/>
+        </w:rPr>
+      </w:pPr>
+    </w:p>
+    <w:p>
+      <w:pPr>
+        <w:jc w:val="both"/>
+        <w:rPr>
+          <w:rFonts w:ascii="Arial" w:eastAsia="Arial" w:hAnsi="Arial" w:cs="Arial"/>
+          <w:sz w:val="32"/>
+          <w:szCs w:val="32"/>
+        </w:rPr>
+      </w:pPr>
+      <w:r>
+        <w:rPr>
+          <w:rFonts w:ascii="Arial" w:eastAsia="Arial" w:hAnsi="Arial" w:cs="Arial"/>
+          <w:sz w:val="32"/>
+          <w:szCs w:val="32"/>
+        </w:rPr>
+        <w:t xml:space="preserve">Alfredo Feliz: planificador general y encargado de dar soporte técnico </w:t>
+      </w:r>
+      <w:r>
+        <w:rPr>
+          <w:rFonts w:ascii="Arial" w:eastAsia="Arial" w:hAnsi="Arial" w:cs="Arial"/>
+          <w:sz w:val="32"/>
+          <w:szCs w:val="32"/>
+        </w:rPr>
+        <w:t xml:space="preserve">al proceso de crear la pagina </w:t>
+      </w:r>
+    </w:p>
+    <w:p>
+      <w:pPr>
+        <w:jc w:val="both"/>
+        <w:rPr>
+          <w:rFonts w:ascii="Arial" w:eastAsia="Arial" w:hAnsi="Arial" w:cs="Arial"/>
+          <w:sz w:val="32"/>
+          <w:szCs w:val="32"/>
+        </w:rPr>
+      </w:pPr>
+    </w:p>
+    <w:p>
+      <w:pPr>
+        <w:pStyle w:val="ListParagraph"/>
+        <w:numPr>
+          <w:ilvl w:val="0"/>
+          <w:numId w:val="1"/>
+        </w:numPr>
+        <w:jc w:val="both"/>
+        <w:rPr>
+          <w:rFonts w:ascii="Arial" w:eastAsia="Arial" w:hAnsi="Arial" w:cs="Arial"/>
+          <w:b/>
+          <w:bCs/>
+          <w:sz w:val="32"/>
+          <w:szCs w:val="32"/>
+        </w:rPr>
+      </w:pPr>
+      <w:r>
+        <w:rPr>
+          <w:rFonts w:ascii="Arial" w:eastAsia="Arial" w:hAnsi="Arial" w:cs="Arial"/>
+          <w:b/>
+          <w:bCs/>
+          <w:sz w:val="32"/>
+          <w:szCs w:val="32"/>
+        </w:rPr>
+        <w:t>Detalles del Negocio Real</w:t>
+      </w:r>
+    </w:p>
+    <w:p>
+      <w:pPr>
+        <w:pStyle w:val="ListParagraph"/>
+        <w:numPr>
+          <w:ilvl w:val="1"/>
+          <w:numId w:val="1"/>
+        </w:numPr>
+        <w:jc w:val="both"/>
+        <w:rPr>
+          <w:rFonts w:ascii="Arial" w:eastAsia="Arial" w:hAnsi="Arial" w:cs="Arial"/>
+          <w:b/>
+          <w:bCs/>
+          <w:sz w:val="32"/>
+          <w:szCs w:val="32"/>
+        </w:rPr>
+      </w:pPr>
+      <w:r>
+        <w:rPr>
+          <w:rFonts w:ascii="Arial" w:eastAsia="Arial" w:hAnsi="Arial" w:cs="Arial"/>
+          <w:b/>
+          <w:bCs/>
+          <w:sz w:val="32"/>
+          <w:szCs w:val="32"/>
+        </w:rPr>
+        <w:t xml:space="preserve">Nombre: </w:t>
+      </w:r>
+      <w:proofErr w:type="spellStart"/>
+      <w:r>
+        <w:rPr>
+          <w:rFonts w:ascii="Arial" w:eastAsia="Arial" w:hAnsi="Arial" w:cs="Arial"/>
+          <w:sz w:val="32"/>
+          <w:szCs w:val="32"/>
+        </w:rPr>
+        <w:t>Ferreteria</w:t>
+      </w:r>
+      <w:proofErr w:type="spellEnd"/>
       <w:r>
         <w:rPr>
           <w:rFonts w:ascii="Arial" w:eastAsia="Arial" w:hAnsi="Arial" w:cs="Arial"/>
@@ -457,261 +1661,117 @@
         </w:rPr>
         <w:t xml:space="preserve"> </w:t>
       </w:r>
-      <w:r>
-        <w:rPr>
-          <w:rFonts w:ascii="Arial" w:eastAsia="Arial" w:hAnsi="Arial" w:cs="Arial"/>
-          <w:sz w:val="32"/>
-          <w:szCs w:val="32"/>
-        </w:rPr>
-        <w:t>ver</w:t>
-      </w:r>
-      <w:r>
-        <w:rPr>
-          <w:rFonts w:ascii="Arial" w:eastAsia="Arial" w:hAnsi="Arial" w:cs="Arial"/>
-          <w:sz w:val="32"/>
-          <w:szCs w:val="32"/>
-        </w:rPr>
-        <w:t xml:space="preserve"> y cambiar</w:t>
-      </w:r>
-      <w:r>
-        <w:rPr>
-          <w:rFonts w:ascii="Arial" w:eastAsia="Arial" w:hAnsi="Arial" w:cs="Arial"/>
-          <w:sz w:val="32"/>
-          <w:szCs w:val="32"/>
-        </w:rPr>
-        <w:t xml:space="preserve"> todos los detalles de la </w:t>
-      </w:r>
-      <w:r>
-        <w:rPr>
-          <w:rFonts w:ascii="Arial" w:eastAsia="Arial" w:hAnsi="Arial" w:cs="Arial"/>
-          <w:sz w:val="32"/>
-          <w:szCs w:val="32"/>
-        </w:rPr>
-        <w:t>página.</w:t>
-      </w:r>
-    </w:p>
-    <w:p>
-      <w:pPr>
-        <w:jc w:val="both"/>
-        <w:rPr>
-          <w:rFonts w:ascii="Arial" w:eastAsia="Arial" w:hAnsi="Arial" w:cs="Arial"/>
-          <w:sz w:val="32"/>
-          <w:szCs w:val="32"/>
-        </w:rPr>
-      </w:pPr>
-      <w:r>
-        <w:rPr>
-          <w:rFonts w:ascii="Arial" w:eastAsia="Arial" w:hAnsi="Arial" w:cs="Arial"/>
-          <w:sz w:val="32"/>
-          <w:szCs w:val="32"/>
-        </w:rPr>
-        <w:t xml:space="preserve"> Cliente</w:t>
-      </w:r>
-      <w:r>
-        <w:rPr>
-          <w:rFonts w:ascii="Arial" w:eastAsia="Arial" w:hAnsi="Arial" w:cs="Arial"/>
-          <w:sz w:val="32"/>
-          <w:szCs w:val="32"/>
-        </w:rPr>
-        <w:t xml:space="preserve">: puede ver solo lo que presenta la pagina </w:t>
-      </w:r>
-    </w:p>
-    <w:p>
-      <w:pPr>
-        <w:jc w:val="both"/>
-        <w:rPr>
-          <w:rFonts w:ascii="Arial" w:eastAsia="Arial" w:hAnsi="Arial" w:cs="Arial"/>
-          <w:b/>
-          <w:bCs/>
-          <w:sz w:val="32"/>
-          <w:szCs w:val="32"/>
-        </w:rPr>
-      </w:pPr>
-    </w:p>
-    <w:p>
-      <w:pPr>
-        <w:jc w:val="both"/>
-        <w:rPr>
-          <w:rFonts w:ascii="Arial" w:eastAsia="Arial" w:hAnsi="Arial" w:cs="Arial"/>
-          <w:b/>
-          <w:bCs/>
-          <w:sz w:val="32"/>
-          <w:szCs w:val="32"/>
-        </w:rPr>
-      </w:pPr>
-      <w:r>
-        <w:rPr>
-          <w:rFonts w:ascii="Arial" w:eastAsia="Arial" w:hAnsi="Arial" w:cs="Arial"/>
-          <w:b/>
-          <w:bCs/>
-          <w:sz w:val="32"/>
-          <w:szCs w:val="32"/>
-        </w:rPr>
-        <w:t>5. ¿Qué está FUERA del alcance? (Al menos 2 funcionalidades no implementadas, con justificación.)</w:t>
-      </w:r>
-    </w:p>
-    <w:p>
-      <w:pPr>
-        <w:jc w:val="both"/>
-        <w:rPr>
-          <w:rFonts w:eastAsiaTheme="minorEastAsia"/>
-          <w:sz w:val="32"/>
-          <w:szCs w:val="32"/>
-        </w:rPr>
-      </w:pPr>
-      <w:r>
-        <w:rPr>
-          <w:rFonts w:eastAsiaTheme="minorEastAsia"/>
-          <w:sz w:val="32"/>
-          <w:szCs w:val="32"/>
-        </w:rPr>
-        <w:t>Las siguientes funcionalidades están fuera del alcance del proyecto: 1. Servicio de delivery o envío a domicilio: No fue implementado porque el sistema está enfocado únicamente en compras para retiro en tienda. Por esta razón, el checkout solo contempla la modalidad Pick Up y no incluye cálculo de rutas, tarifas de envío, zonas de cobertura ni seguimiento de entregas. 2. Pasarela de pago en línea: No fue implementada porque el proyecto maneja métodos de pago simples: efectivo al retirar y transferencia bancaria. Integrar pagos en línea requeriría conexión con servicios externos, validación automática de transacciones y medidas adicionales de seguridad financiera. 3. Gestión avanzada de recursos humanos o nómina: No forma parte del alcance porque el sistema está orientado a ventas, inventario, clientes y órdenes de la ferretería. La administración de empleados, horarios, salarios o pagos internos correspondería a otro módulo especializado.</w:t>
-      </w:r>
-    </w:p>
-    <w:p>
-      <w:pPr>
-        <w:jc w:val="both"/>
-        <w:rPr>
-          <w:rFonts w:ascii="Arial" w:eastAsia="Arial" w:hAnsi="Arial" w:cs="Arial"/>
-          <w:b/>
-          <w:bCs/>
-          <w:sz w:val="32"/>
-          <w:szCs w:val="32"/>
-        </w:rPr>
-      </w:pPr>
-    </w:p>
-    <w:p>
-      <w:pPr>
-        <w:jc w:val="both"/>
-        <w:rPr>
-          <w:rFonts w:ascii="Arial" w:eastAsia="Arial" w:hAnsi="Arial" w:cs="Arial"/>
-          <w:b/>
-          <w:bCs/>
-          <w:sz w:val="32"/>
-          <w:szCs w:val="32"/>
-        </w:rPr>
-      </w:pPr>
-      <w:r>
-        <w:rPr>
-          <w:rFonts w:ascii="Arial" w:eastAsia="Arial" w:hAnsi="Arial" w:cs="Arial"/>
-          <w:b/>
-          <w:bCs/>
-          <w:sz w:val="32"/>
-          <w:szCs w:val="32"/>
-        </w:rPr>
-        <w:t>6. ¿Quiénes integran el grupo y cuál es el rol de cada integrante?</w:t>
-      </w:r>
-    </w:p>
-    <w:p>
-      <w:pPr>
-        <w:jc w:val="both"/>
-        <w:rPr>
-          <w:rFonts w:ascii="Arial" w:eastAsia="Arial" w:hAnsi="Arial" w:cs="Arial"/>
-          <w:b/>
-          <w:bCs/>
-          <w:sz w:val="32"/>
-          <w:szCs w:val="32"/>
-        </w:rPr>
-      </w:pPr>
-    </w:p>
-    <w:p>
-      <w:pPr>
-        <w:jc w:val="both"/>
-        <w:rPr>
-          <w:rFonts w:ascii="Arial" w:eastAsia="Arial" w:hAnsi="Arial" w:cs="Arial"/>
-          <w:sz w:val="32"/>
-          <w:szCs w:val="32"/>
-        </w:rPr>
-      </w:pPr>
-      <w:r>
-        <w:rPr>
-          <w:rFonts w:ascii="Arial" w:eastAsia="Arial" w:hAnsi="Arial" w:cs="Arial"/>
-          <w:b/>
-          <w:bCs/>
-          <w:sz w:val="32"/>
-          <w:szCs w:val="32"/>
-        </w:rPr>
-        <w:t xml:space="preserve"> </w:t>
-      </w:r>
-      <w:r>
-        <w:rPr>
-          <w:rFonts w:ascii="Arial" w:eastAsia="Arial" w:hAnsi="Arial" w:cs="Arial"/>
-          <w:sz w:val="32"/>
-          <w:szCs w:val="32"/>
-        </w:rPr>
-        <w:t>Raykel villar: encargado de la parte</w:t>
-      </w:r>
-      <w:r>
-        <w:rPr>
-          <w:rFonts w:ascii="Arial" w:eastAsia="Arial" w:hAnsi="Arial" w:cs="Arial"/>
-          <w:sz w:val="32"/>
-          <w:szCs w:val="32"/>
-        </w:rPr>
-        <w:t xml:space="preserve"> de la estructura de la página y la base de datos </w:t>
-      </w:r>
-    </w:p>
-    <w:p>
-      <w:pPr>
-        <w:jc w:val="both"/>
-        <w:rPr>
-          <w:rFonts w:ascii="Arial" w:eastAsia="Arial" w:hAnsi="Arial" w:cs="Arial"/>
-          <w:sz w:val="32"/>
-          <w:szCs w:val="32"/>
-        </w:rPr>
-      </w:pPr>
-    </w:p>
-    <w:p>
-      <w:pPr>
-        <w:jc w:val="both"/>
-        <w:rPr>
-          <w:rFonts w:ascii="Arial" w:eastAsia="Arial" w:hAnsi="Arial" w:cs="Arial"/>
-          <w:sz w:val="32"/>
-          <w:szCs w:val="32"/>
-        </w:rPr>
-      </w:pPr>
-      <w:r>
-        <w:rPr>
-          <w:rFonts w:ascii="Arial" w:eastAsia="Arial" w:hAnsi="Arial" w:cs="Arial"/>
-          <w:sz w:val="32"/>
-          <w:szCs w:val="32"/>
-        </w:rPr>
-        <w:t xml:space="preserve">Chery viola: encargado del diseño de la pagina </w:t>
-      </w:r>
-    </w:p>
-    <w:p>
-      <w:pPr>
-        <w:jc w:val="both"/>
-        <w:rPr>
-          <w:rFonts w:ascii="Arial" w:eastAsia="Arial" w:hAnsi="Arial" w:cs="Arial"/>
-          <w:sz w:val="32"/>
-          <w:szCs w:val="32"/>
-        </w:rPr>
-      </w:pPr>
-    </w:p>
-    <w:p>
-      <w:pPr>
-        <w:jc w:val="both"/>
-        <w:rPr>
-          <w:rFonts w:ascii="Arial" w:eastAsia="Arial" w:hAnsi="Arial" w:cs="Arial"/>
-          <w:sz w:val="32"/>
-          <w:szCs w:val="32"/>
-        </w:rPr>
-      </w:pPr>
-      <w:r>
-        <w:rPr>
-          <w:rFonts w:ascii="Arial" w:eastAsia="Arial" w:hAnsi="Arial" w:cs="Arial"/>
-          <w:sz w:val="32"/>
-          <w:szCs w:val="32"/>
-        </w:rPr>
-        <w:t xml:space="preserve">Alfredo Feliz: planificador general y encargado de dar soporte técnico </w:t>
-      </w:r>
-      <w:r>
-        <w:rPr>
-          <w:rFonts w:ascii="Arial" w:eastAsia="Arial" w:hAnsi="Arial" w:cs="Arial"/>
-          <w:sz w:val="32"/>
-          <w:szCs w:val="32"/>
-        </w:rPr>
-        <w:t xml:space="preserve">al proceso de crear la pagina </w:t>
+      <w:proofErr w:type="spellStart"/>
+      <w:r>
+        <w:rPr>
+          <w:rFonts w:ascii="Arial" w:eastAsia="Arial" w:hAnsi="Arial" w:cs="Arial"/>
+          <w:sz w:val="32"/>
+          <w:szCs w:val="32"/>
+        </w:rPr>
+        <w:t>Elupina</w:t>
+      </w:r>
+      <w:proofErr w:type="spellEnd"/>
+    </w:p>
+    <w:p>
+      <w:pPr>
+        <w:pStyle w:val="ListParagraph"/>
+        <w:numPr>
+          <w:ilvl w:val="1"/>
+          <w:numId w:val="1"/>
+        </w:numPr>
+        <w:jc w:val="both"/>
+        <w:rPr>
+          <w:rFonts w:ascii="Arial" w:eastAsia="Arial" w:hAnsi="Arial" w:cs="Arial"/>
+          <w:sz w:val="32"/>
+          <w:szCs w:val="32"/>
+        </w:rPr>
+      </w:pPr>
+      <w:r>
+        <w:rPr>
+          <w:rFonts w:ascii="Arial" w:eastAsia="Arial" w:hAnsi="Arial" w:cs="Arial"/>
+          <w:b/>
+          <w:bCs/>
+          <w:sz w:val="32"/>
+          <w:szCs w:val="32"/>
+        </w:rPr>
+        <w:t xml:space="preserve">Sector: </w:t>
+      </w:r>
+      <w:r>
+        <w:rPr>
+          <w:rFonts w:ascii="Arial" w:eastAsia="Arial" w:hAnsi="Arial" w:cs="Arial"/>
+          <w:sz w:val="32"/>
+          <w:szCs w:val="32"/>
+        </w:rPr>
+        <w:t>Maria Auxiliadora, Distrito Nacional</w:t>
+      </w:r>
+    </w:p>
+    <w:p>
+      <w:pPr>
+        <w:pStyle w:val="ListParagraph"/>
+        <w:numPr>
+          <w:ilvl w:val="1"/>
+          <w:numId w:val="1"/>
+        </w:numPr>
+        <w:jc w:val="both"/>
+        <w:rPr>
+          <w:rFonts w:ascii="Arial" w:eastAsia="Arial" w:hAnsi="Arial" w:cs="Arial"/>
+          <w:b/>
+          <w:bCs/>
+          <w:sz w:val="32"/>
+          <w:szCs w:val="32"/>
+        </w:rPr>
+      </w:pPr>
+      <w:r>
+        <w:rPr>
+          <w:rFonts w:ascii="Arial" w:eastAsia="Arial" w:hAnsi="Arial" w:cs="Arial"/>
+          <w:b/>
+          <w:bCs/>
+          <w:sz w:val="32"/>
+          <w:szCs w:val="32"/>
+        </w:rPr>
+        <w:t xml:space="preserve">Descripción Operativa: </w:t>
+      </w:r>
+      <w:r>
+        <w:rPr>
+          <w:rFonts w:ascii="Arial" w:eastAsia="Arial" w:hAnsi="Arial" w:cs="Arial"/>
+          <w:sz w:val="32"/>
+          <w:szCs w:val="32"/>
+        </w:rPr>
+        <w:t>El negocio tiene suplidores que son los que surten cuando stock bajo, se manejan solo por pick up en la tienda y no</w:t>
+      </w:r>
+      <w:r>
+        <w:rPr>
+          <w:rFonts w:ascii="Arial" w:eastAsia="Arial" w:hAnsi="Arial" w:cs="Arial"/>
+          <w:sz w:val="32"/>
+          <w:szCs w:val="32"/>
+        </w:rPr>
+        <w:t xml:space="preserve"> hacen envíos. Se puede consultar disponibilidad de productos por WhatsApp.</w:t>
+      </w:r>
+    </w:p>
+    <w:p>
+      <w:pPr>
+        <w:pStyle w:val="ListParagraph"/>
+        <w:numPr>
+          <w:ilvl w:val="0"/>
+          <w:numId w:val="1"/>
+        </w:numPr>
+        <w:jc w:val="both"/>
+        <w:rPr>
+          <w:rFonts w:ascii="Arial" w:eastAsia="Arial" w:hAnsi="Arial" w:cs="Arial"/>
+          <w:b/>
+          <w:bCs/>
+          <w:sz w:val="32"/>
+          <w:szCs w:val="32"/>
+        </w:rPr>
+      </w:pPr>
+      <w:r>
+        <w:rPr>
+          <w:rFonts w:ascii="Arial" w:eastAsia="Arial" w:hAnsi="Arial" w:cs="Arial"/>
+          <w:sz w:val="32"/>
+          <w:szCs w:val="32"/>
+        </w:rPr>
+        <w:lastRenderedPageBreak/>
+        <w:t>Hicimos una entrevista informal para pedir indicaciones del flujo de trabajo.</w:t>
       </w:r>
     </w:p>
     <w:sectPr>
@@ -725,7 +1785,7 @@
 </file>
 
 <file path=word/endnotes.xml><?xml version="1.0" encoding="utf-8"?>
-<w:endnotes xmlns:wpc="http://schemas.microsoft.com/office/word/2010/wordprocessingCanvas" xmlns:cx="http://schemas.microsoft.com/office/drawing/2014/chartex" xmlns:cx1="http://schemas.microsoft.com/office/drawing/2015/9/8/chartex" xmlns:cx2="http://schemas.microsoft.com/office/drawing/2015/10/21/chartex" xmlns:cx3="http://schemas.microsoft.com/office/drawing/2016/5/9/chartex" xmlns:cx4="http://schemas.microsoft.com/office/drawing/2016/5/10/chartex" xmlns:cx5="http://schemas.microsoft.com/office/drawing/2016/5/11/chartex" xmlns:cx6="http://schemas.microsoft.com/office/drawing/2016/5/12/chartex" xmlns:cx7="http://schemas.microsoft.com/office/drawing/2016/5/13/chartex" xmlns:cx8="http://schemas.microsoft.com/office/drawing/2016/5/14/chartex" xmlns:mc="http://schemas.openxmlformats.org/markup-compatibility/2006" xmlns:aink="http://schemas.microsoft.com/office/drawing/2016/ink" xmlns:am3d="http://schemas.microsoft.com/office/drawing/2017/model3d" xmlns:o="urn:schemas-microsoft-com:office:office" xmlns:r="http://schemas.openxmlformats.org/officeDocument/2006/relationships" xmlns:m="http://schemas.openxmlformats.org/officeDocument/2006/math" xmlns:v="urn:schemas-microsoft-com:vml" xmlns:wp14="http://schemas.microsoft.com/office/word/2010/wordprocessingDrawing" xmlns:wp="http://schemas.openxmlformats.org/drawingml/2006/wordprocessingDrawing" xmlns:w10="urn:schemas-microsoft-com:office:word" xmlns:w="http://schemas.openxmlformats.org/wordprocessingml/2006/main" xmlns:w14="http://schemas.microsoft.com/office/word/2010/wordml" xmlns:w15="http://schemas.microsoft.com/office/word/2012/wordml" xmlns:w16cex="http://schemas.microsoft.com/office/word/2018/wordml/cex" xmlns:w16cid="http://schemas.microsoft.com/office/word/2016/wordml/cid" xmlns:w16="http://schemas.microsoft.com/office/word/2018/wordml" xmlns:w16se="http://schemas.microsoft.com/office/word/2015/wordml/symex" xmlns:wpg="http://schemas.microsoft.com/office/word/2010/wordprocessingGroup" xmlns:wpi="http://schemas.microsoft.com/office/word/2010/wordprocessingInk" xmlns:wne="http://schemas.microsoft.com/office/word/2006/wordml" xmlns:wps="http://schemas.microsoft.com/office/word/2010/wordprocessingShape" mc:Ignorable="w14 w15 w16se w16cid w16 w16cex wp14">
+<w:endnotes xmlns:wpc="http://schemas.microsoft.com/office/word/2010/wordprocessingCanvas" xmlns:cx="http://schemas.microsoft.com/office/drawing/2014/chartex" xmlns:cx1="http://schemas.microsoft.com/office/drawing/2015/9/8/chartex" xmlns:cx2="http://schemas.microsoft.com/office/drawing/2015/10/21/chartex" xmlns:cx3="http://schemas.microsoft.com/office/drawing/2016/5/9/chartex" xmlns:cx4="http://schemas.microsoft.com/office/drawing/2016/5/10/chartex" xmlns:cx5="http://schemas.microsoft.com/office/drawing/2016/5/11/chartex" xmlns:cx6="http://schemas.microsoft.com/office/drawing/2016/5/12/chartex" xmlns:cx7="http://schemas.microsoft.com/office/drawing/2016/5/13/chartex" xmlns:cx8="http://schemas.microsoft.com/office/drawing/2016/5/14/chartex" xmlns:mc="http://schemas.openxmlformats.org/markup-compatibility/2006" xmlns:aink="http://schemas.microsoft.com/office/drawing/2016/ink" xmlns:am3d="http://schemas.microsoft.com/office/drawing/2017/model3d" xmlns:o="urn:schemas-microsoft-com:office:office" xmlns:oel="http://schemas.microsoft.com/office/2019/extlst" xmlns:r="http://schemas.openxmlformats.org/officeDocument/2006/relationships" xmlns:m="http://schemas.openxmlformats.org/officeDocument/2006/math" xmlns:v="urn:schemas-microsoft-com:vml" xmlns:wp14="http://schemas.microsoft.com/office/word/2010/wordprocessingDrawing" xmlns:wp="http://schemas.openxmlformats.org/drawingml/2006/wordprocessingDrawing" xmlns:w10="urn:schemas-microsoft-com:office:word" xmlns:w="http://schemas.openxmlformats.org/wordprocessingml/2006/main" xmlns:w14="http://schemas.microsoft.com/office/word/2010/wordml" xmlns:w15="http://schemas.microsoft.com/office/word/2012/wordml" xmlns:w16cex="http://schemas.microsoft.com/office/word/2018/wordml/cex" xmlns:w16cid="http://schemas.microsoft.com/office/word/2016/wordml/cid" xmlns:w16="http://schemas.microsoft.com/office/word/2018/wordml" xmlns:w16du="http://schemas.microsoft.com/office/word/2023/wordml/word16du" xmlns:w16sdtdh="http://schemas.microsoft.com/office/word/2020/wordml/sdtdatahash" xmlns:w16sdtfl="http://schemas.microsoft.com/office/word/2024/wordml/sdtformatlock" xmlns:w16se="http://schemas.microsoft.com/office/word/2015/wordml/symex" xmlns:wpg="http://schemas.microsoft.com/office/word/2010/wordprocessingGroup" xmlns:wpi="http://schemas.microsoft.com/office/word/2010/wordprocessingInk" xmlns:wne="http://schemas.microsoft.com/office/word/2006/wordml" xmlns:wps="http://schemas.microsoft.com/office/word/2010/wordprocessingShape" mc:Ignorable="w14 w15 w16se w16cid w16 w16cex w16sdtdh w16sdtfl w16du wp14">
   <w:endnote w:type="separator" w:id="-1">
     <w:p>
       <w:pPr>
@@ -757,7 +1817,7 @@
 </file>
 
 <file path=word/footnotes.xml><?xml version="1.0" encoding="utf-8"?>
-<w:footnotes xmlns:wpc="http://schemas.microsoft.com/office/word/2010/wordprocessingCanvas" xmlns:cx="http://schemas.microsoft.com/office/drawing/2014/chartex" xmlns:cx1="http://schemas.microsoft.com/office/drawing/2015/9/8/chartex" xmlns:cx2="http://schemas.microsoft.com/office/drawing/2015/10/21/chartex" xmlns:cx3="http://schemas.microsoft.com/office/drawing/2016/5/9/chartex" xmlns:cx4="http://schemas.microsoft.com/office/drawing/2016/5/10/chartex" xmlns:cx5="http://schemas.microsoft.com/office/drawing/2016/5/11/chartex" xmlns:cx6="http://schemas.microsoft.com/office/drawing/2016/5/12/chartex" xmlns:cx7="http://schemas.microsoft.com/office/drawing/2016/5/13/chartex" xmlns:cx8="http://schemas.microsoft.com/office/drawing/2016/5/14/chartex" xmlns:mc="http://schemas.openxmlformats.org/markup-compatibility/2006" xmlns:aink="http://schemas.microsoft.com/office/drawing/2016/ink" xmlns:am3d="http://schemas.microsoft.com/office/drawing/2017/model3d" xmlns:o="urn:schemas-microsoft-com:office:office" xmlns:r="http://schemas.openxmlformats.org/officeDocument/2006/relationships" xmlns:m="http://schemas.openxmlformats.org/officeDocument/2006/math" xmlns:v="urn:schemas-microsoft-com:vml" xmlns:wp14="http://schemas.microsoft.com/office/word/2010/wordprocessingDrawing" xmlns:wp="http://schemas.openxmlformats.org/drawingml/2006/wordprocessingDrawing" xmlns:w10="urn:schemas-microsoft-com:office:word" xmlns:w="http://schemas.openxmlformats.org/wordprocessingml/2006/main" xmlns:w14="http://schemas.microsoft.com/office/word/2010/wordml" xmlns:w15="http://schemas.microsoft.com/office/word/2012/wordml" xmlns:w16cex="http://schemas.microsoft.com/office/word/2018/wordml/cex" xmlns:w16cid="http://schemas.microsoft.com/office/word/2016/wordml/cid" xmlns:w16="http://schemas.microsoft.com/office/word/2018/wordml" xmlns:w16se="http://schemas.microsoft.com/office/word/2015/wordml/symex" xmlns:wpg="http://schemas.microsoft.com/office/word/2010/wordprocessingGroup" xmlns:wpi="http://schemas.microsoft.com/office/word/2010/wordprocessingInk" xmlns:wne="http://schemas.microsoft.com/office/word/2006/wordml" xmlns:wps="http://schemas.microsoft.com/office/word/2010/wordprocessingShape" mc:Ignorable="w14 w15 w16se w16cid w16 w16cex wp14">
+<w:footnotes xmlns:wpc="http://schemas.microsoft.com/office/word/2010/wordprocessingCanvas" xmlns:cx="http://schemas.microsoft.com/office/drawing/2014/chartex" xmlns:cx1="http://schemas.microsoft.com/office/drawing/2015/9/8/chartex" xmlns:cx2="http://schemas.microsoft.com/office/drawing/2015/10/21/chartex" xmlns:cx3="http://schemas.microsoft.com/office/drawing/2016/5/9/chartex" xmlns:cx4="http://schemas.microsoft.com/office/drawing/2016/5/10/chartex" xmlns:cx5="http://schemas.microsoft.com/office/drawing/2016/5/11/chartex" xmlns:cx6="http://schemas.microsoft.com/office/drawing/2016/5/12/chartex" xmlns:cx7="http://schemas.microsoft.com/office/drawing/2016/5/13/chartex" xmlns:cx8="http://schemas.microsoft.com/office/drawing/2016/5/14/chartex" xmlns:mc="http://schemas.openxmlformats.org/markup-compatibility/2006" xmlns:aink="http://schemas.microsoft.com/office/drawing/2016/ink" xmlns:am3d="http://schemas.microsoft.com/office/drawing/2017/model3d" xmlns:o="urn:schemas-microsoft-com:office:office" xmlns:oel="http://schemas.microsoft.com/office/2019/extlst" xmlns:r="http://schemas.openxmlformats.org/officeDocument/2006/relationships" xmlns:m="http://schemas.openxmlformats.org/officeDocument/2006/math" xmlns:v="urn:schemas-microsoft-com:vml" xmlns:wp14="http://schemas.microsoft.com/office/word/2010/wordprocessingDrawing" xmlns:wp="http://schemas.openxmlformats.org/drawingml/2006/wordprocessingDrawing" xmlns:w10="urn:schemas-microsoft-com:office:word" xmlns:w="http://schemas.openxmlformats.org/wordprocessingml/2006/main" xmlns:w14="http://schemas.microsoft.com/office/word/2010/wordml" xmlns:w15="http://schemas.microsoft.com/office/word/2012/wordml" xmlns:w16cex="http://schemas.microsoft.com/office/word/2018/wordml/cex" xmlns:w16cid="http://schemas.microsoft.com/office/word/2016/wordml/cid" xmlns:w16="http://schemas.microsoft.com/office/word/2018/wordml" xmlns:w16du="http://schemas.microsoft.com/office/word/2023/wordml/word16du" xmlns:w16sdtdh="http://schemas.microsoft.com/office/word/2020/wordml/sdtdatahash" xmlns:w16sdtfl="http://schemas.microsoft.com/office/word/2024/wordml/sdtformatlock" xmlns:w16se="http://schemas.microsoft.com/office/word/2015/wordml/symex" xmlns:wpg="http://schemas.microsoft.com/office/word/2010/wordprocessingGroup" xmlns:wpi="http://schemas.microsoft.com/office/word/2010/wordprocessingInk" xmlns:wne="http://schemas.microsoft.com/office/word/2006/wordml" xmlns:wps="http://schemas.microsoft.com/office/word/2010/wordprocessingShape" mc:Ignorable="w14 w15 w16se w16cid w16 w16cex w16sdtdh w16sdtfl w16du wp14">
   <w:footnote w:type="separator" w:id="-1">
     <w:p>
       <w:pPr>
@@ -801,11 +1861,128 @@
 </file>
 
 <file path=word/numbering.xml><?xml version="1.0" encoding="utf-8"?>
-<w:numbering xmlns:wpc="http://schemas.microsoft.com/office/word/2010/wordprocessingCanvas" xmlns:cx="http://schemas.microsoft.com/office/drawing/2014/chartex" xmlns:cx1="http://schemas.microsoft.com/office/drawing/2015/9/8/chartex" xmlns:cx2="http://schemas.microsoft.com/office/drawing/2015/10/21/chartex" xmlns:cx3="http://schemas.microsoft.com/office/drawing/2016/5/9/chartex" xmlns:cx4="http://schemas.microsoft.com/office/drawing/2016/5/10/chartex" xmlns:cx5="http://schemas.microsoft.com/office/drawing/2016/5/11/chartex" xmlns:cx6="http://schemas.microsoft.com/office/drawing/2016/5/12/chartex" xmlns:cx7="http://schemas.microsoft.com/office/drawing/2016/5/13/chartex" xmlns:cx8="http://schemas.microsoft.com/office/drawing/2016/5/14/chartex" xmlns:mc="http://schemas.openxmlformats.org/markup-compatibility/2006" xmlns:aink="http://schemas.microsoft.com/office/drawing/2016/ink" xmlns:am3d="http://schemas.microsoft.com/office/drawing/2017/model3d" xmlns:o="urn:schemas-microsoft-com:office:office" xmlns:r="http://schemas.openxmlformats.org/officeDocument/2006/relationships" xmlns:m="http://schemas.openxmlformats.org/officeDocument/2006/math" xmlns:v="urn:schemas-microsoft-com:vml" xmlns:wp14="http://schemas.microsoft.com/office/word/2010/wordprocessingDrawing" xmlns:wp="http://schemas.openxmlformats.org/drawingml/2006/wordprocessingDrawing" xmlns:w10="urn:schemas-microsoft-com:office:word" xmlns:w="http://schemas.openxmlformats.org/wordprocessingml/2006/main" xmlns:w14="http://schemas.microsoft.com/office/word/2010/wordml" xmlns:w15="http://schemas.microsoft.com/office/word/2012/wordml" xmlns:w16cex="http://schemas.microsoft.com/office/word/2018/wordml/cex" xmlns:w16cid="http://schemas.microsoft.com/office/word/2016/wordml/cid" xmlns:w16="http://schemas.microsoft.com/office/word/2018/wordml" xmlns:w16se="http://schemas.microsoft.com/office/word/2015/wordml/symex" xmlns:wpg="http://schemas.microsoft.com/office/word/2010/wordprocessingGroup" xmlns:wpi="http://schemas.microsoft.com/office/word/2010/wordprocessingInk" xmlns:wne="http://schemas.microsoft.com/office/word/2006/wordml" xmlns:wps="http://schemas.microsoft.com/office/word/2010/wordprocessingShape" mc:Ignorable="w14 w15 w16se w16cid w16 w16cex wp14"/>
+<w:numbering xmlns:wpc="http://schemas.microsoft.com/office/word/2010/wordprocessingCanvas" xmlns:cx="http://schemas.microsoft.com/office/drawing/2014/chartex" xmlns:cx1="http://schemas.microsoft.com/office/drawing/2015/9/8/chartex" xmlns:cx2="http://schemas.microsoft.com/office/drawing/2015/10/21/chartex" xmlns:cx3="http://schemas.microsoft.com/office/drawing/2016/5/9/chartex" xmlns:cx4="http://schemas.microsoft.com/office/drawing/2016/5/10/chartex" xmlns:cx5="http://schemas.microsoft.com/office/drawing/2016/5/11/chartex" xmlns:cx6="http://schemas.microsoft.com/office/drawing/2016/5/12/chartex" xmlns:cx7="http://schemas.microsoft.com/office/drawing/2016/5/13/chartex" xmlns:cx8="http://schemas.microsoft.com/office/drawing/2016/5/14/chartex" xmlns:mc="http://schemas.openxmlformats.org/markup-compatibility/2006" xmlns:aink="http://schemas.microsoft.com/office/drawing/2016/ink" xmlns:am3d="http://schemas.microsoft.com/office/drawing/2017/model3d" xmlns:o="urn:schemas-microsoft-com:office:office" xmlns:oel="http://schemas.microsoft.com/office/2019/extlst" xmlns:r="http://schemas.openxmlformats.org/officeDocument/2006/relationships" xmlns:m="http://schemas.openxmlformats.org/officeDocument/2006/math" xmlns:v="urn:schemas-microsoft-com:vml" xmlns:wp14="http://schemas.microsoft.com/office/word/2010/wordprocessingDrawing" xmlns:wp="http://schemas.openxmlformats.org/drawingml/2006/wordprocessingDrawing" xmlns:w10="urn:schemas-microsoft-com:office:word" xmlns:w="http://schemas.openxmlformats.org/wordprocessingml/2006/main" xmlns:w14="http://schemas.microsoft.com/office/word/2010/wordml" xmlns:w15="http://schemas.microsoft.com/office/word/2012/wordml" xmlns:w16cex="http://schemas.microsoft.com/office/word/2018/wordml/cex" xmlns:w16cid="http://schemas.microsoft.com/office/word/2016/wordml/cid" xmlns:w16="http://schemas.microsoft.com/office/word/2018/wordml" xmlns:w16du="http://schemas.microsoft.com/office/word/2023/wordml/word16du" xmlns:w16sdtdh="http://schemas.microsoft.com/office/word/2020/wordml/sdtdatahash" xmlns:w16sdtfl="http://schemas.microsoft.com/office/word/2024/wordml/sdtformatlock" xmlns:w16se="http://schemas.microsoft.com/office/word/2015/wordml/symex" xmlns:wpg="http://schemas.microsoft.com/office/word/2010/wordprocessingGroup" xmlns:wpi="http://schemas.microsoft.com/office/word/2010/wordprocessingInk" xmlns:wne="http://schemas.microsoft.com/office/word/2006/wordml" xmlns:wps="http://schemas.microsoft.com/office/word/2010/wordprocessingShape" mc:Ignorable="w14 w15 w16se w16cid w16 w16cex w16sdtdh w16sdtfl w16du wp14">
+  <w:abstractNum w:abstractNumId="0" w15:restartNumberingAfterBreak="0">
+    <w:nsid w:val="2B3C5CE6"/>
+    <w:multiLevelType w:val="hybridMultilevel"/>
+    <w:tmpl w:val="78BAE8A4"/>
+    <w:lvl w:ilvl="0" w:tplc="04090001">
+      <w:start w:val="1"/>
+      <w:numFmt w:val="bullet"/>
+      <w:lvlText w:val=""/>
+      <w:lvlJc w:val="left"/>
+      <w:pPr>
+        <w:ind w:left="720" w:hanging="360"/>
+      </w:pPr>
+      <w:rPr>
+        <w:rFonts w:ascii="Symbol" w:hAnsi="Symbol" w:hint="default"/>
+      </w:rPr>
+    </w:lvl>
+    <w:lvl w:ilvl="1" w:tplc="04090003">
+      <w:start w:val="1"/>
+      <w:numFmt w:val="bullet"/>
+      <w:lvlText w:val="o"/>
+      <w:lvlJc w:val="left"/>
+      <w:pPr>
+        <w:ind w:left="1440" w:hanging="360"/>
+      </w:pPr>
+      <w:rPr>
+        <w:rFonts w:ascii="Courier New" w:hAnsi="Courier New" w:cs="Courier New" w:hint="default"/>
+      </w:rPr>
+    </w:lvl>
+    <w:lvl w:ilvl="2" w:tplc="04090005" w:tentative="1">
+      <w:start w:val="1"/>
+      <w:numFmt w:val="bullet"/>
+      <w:lvlText w:val=""/>
+      <w:lvlJc w:val="left"/>
+      <w:pPr>
+        <w:ind w:left="2160" w:hanging="360"/>
+      </w:pPr>
+      <w:rPr>
+        <w:rFonts w:ascii="Wingdings" w:hAnsi="Wingdings" w:hint="default"/>
+      </w:rPr>
+    </w:lvl>
+    <w:lvl w:ilvl="3" w:tplc="04090001" w:tentative="1">
+      <w:start w:val="1"/>
+      <w:numFmt w:val="bullet"/>
+      <w:lvlText w:val=""/>
+      <w:lvlJc w:val="left"/>
+      <w:pPr>
+        <w:ind w:left="2880" w:hanging="360"/>
+      </w:pPr>
+      <w:rPr>
+        <w:rFonts w:ascii="Symbol" w:hAnsi="Symbol" w:hint="default"/>
+      </w:rPr>
+    </w:lvl>
+    <w:lvl w:ilvl="4" w:tplc="04090003" w:tentative="1">
+      <w:start w:val="1"/>
+      <w:numFmt w:val="bullet"/>
+      <w:lvlText w:val="o"/>
+      <w:lvlJc w:val="left"/>
+      <w:pPr>
+        <w:ind w:left="3600" w:hanging="360"/>
+      </w:pPr>
+      <w:rPr>
+        <w:rFonts w:ascii="Courier New" w:hAnsi="Courier New" w:cs="Courier New" w:hint="default"/>
+      </w:rPr>
+    </w:lvl>
+    <w:lvl w:ilvl="5" w:tplc="04090005" w:tentative="1">
+      <w:start w:val="1"/>
+      <w:numFmt w:val="bullet"/>
+      <w:lvlText w:val=""/>
+      <w:lvlJc w:val="left"/>
+      <w:pPr>
+        <w:ind w:left="4320" w:hanging="360"/>
+      </w:pPr>
+      <w:rPr>
+        <w:rFonts w:ascii="Wingdings" w:hAnsi="Wingdings" w:hint="default"/>
+      </w:rPr>
+    </w:lvl>
+    <w:lvl w:ilvl="6" w:tplc="04090001" w:tentative="1">
+      <w:start w:val="1"/>
+      <w:numFmt w:val="bullet"/>
+      <w:lvlText w:val=""/>
+      <w:lvlJc w:val="left"/>
+      <w:pPr>
+        <w:ind w:left="5040" w:hanging="360"/>
+      </w:pPr>
+      <w:rPr>
+        <w:rFonts w:ascii="Symbol" w:hAnsi="Symbol" w:hint="default"/>
+      </w:rPr>
+    </w:lvl>
+    <w:lvl w:ilvl="7" w:tplc="04090003" w:tentative="1">
+      <w:start w:val="1"/>
+      <w:numFmt w:val="bullet"/>
+      <w:lvlText w:val="o"/>
+      <w:lvlJc w:val="left"/>
+      <w:pPr>
+        <w:ind w:left="5760" w:hanging="360"/>
+      </w:pPr>
+      <w:rPr>
+        <w:rFonts w:ascii="Courier New" w:hAnsi="Courier New" w:cs="Courier New" w:hint="default"/>
+      </w:rPr>
+    </w:lvl>
+    <w:lvl w:ilvl="8" w:tplc="04090005" w:tentative="1">
+      <w:start w:val="1"/>
+      <w:numFmt w:val="bullet"/>
+      <w:lvlText w:val=""/>
+      <w:lvlJc w:val="left"/>
+      <w:pPr>
+        <w:ind w:left="6480" w:hanging="360"/>
+      </w:pPr>
+      <w:rPr>
+        <w:rFonts w:ascii="Wingdings" w:hAnsi="Wingdings" w:hint="default"/>
+      </w:rPr>
+    </w:lvl>
+  </w:abstractNum>
+  <w:num w:numId="1" w16cid:durableId="808941096">
+    <w:abstractNumId w:val="0"/>
+  </w:num>
+</w:numbering>
 </file>
 
 <file path=word/styles.xml><?xml version="1.0" encoding="utf-8"?>
-<w:styles xmlns:mc="http://schemas.openxmlformats.org/markup-compatibility/2006" xmlns:r="http://schemas.openxmlformats.org/officeDocument/2006/relationships" xmlns:w="http://schemas.openxmlformats.org/wordprocessingml/2006/main" xmlns:w14="http://schemas.microsoft.com/office/word/2010/wordml" xmlns:w15="http://schemas.microsoft.com/office/word/2012/wordml" xmlns:w16cex="http://schemas.microsoft.com/office/word/2018/wordml/cex" xmlns:w16cid="http://schemas.microsoft.com/office/word/2016/wordml/cid" xmlns:w16="http://schemas.microsoft.com/office/word/2018/wordml" xmlns:w16se="http://schemas.microsoft.com/office/word/2015/wordml/symex" mc:Ignorable="w14 w15 w16se w16cid w16 w16cex">
+<w:styles xmlns:mc="http://schemas.openxmlformats.org/markup-compatibility/2006" xmlns:r="http://schemas.openxmlformats.org/officeDocument/2006/relationships" xmlns:w="http://schemas.openxmlformats.org/wordprocessingml/2006/main" xmlns:w14="http://schemas.microsoft.com/office/word/2010/wordml" xmlns:w15="http://schemas.microsoft.com/office/word/2012/wordml" xmlns:w16cex="http://schemas.microsoft.com/office/word/2018/wordml/cex" xmlns:w16cid="http://schemas.microsoft.com/office/word/2016/wordml/cid" xmlns:w16="http://schemas.microsoft.com/office/word/2018/wordml" xmlns:w16du="http://schemas.microsoft.com/office/word/2023/wordml/word16du" xmlns:w16sdtdh="http://schemas.microsoft.com/office/word/2020/wordml/sdtdatahash" xmlns:w16sdtfl="http://schemas.microsoft.com/office/word/2024/wordml/sdtformatlock" xmlns:w16se="http://schemas.microsoft.com/office/word/2015/wordml/symex" mc:Ignorable="w14 w15 w16se w16cid w16 w16cex w16sdtdh w16sdtfl w16du">
   <w:docDefaults>
     <w:rPrDefault>
       <w:rPr>
@@ -927,6 +2104,7 @@
     <w:lsdException w:name="HTML Sample" w:semiHidden="1" w:unhideWhenUsed="1"/>
     <w:lsdException w:name="HTML Typewriter" w:semiHidden="1" w:unhideWhenUsed="1"/>
     <w:lsdException w:name="HTML Variable" w:semiHidden="1" w:unhideWhenUsed="1"/>
+    <w:lsdException w:name="Normal Table" w:semiHidden="1" w:unhideWhenUsed="1"/>
     <w:lsdException w:name="annotation subject" w:semiHidden="1" w:unhideWhenUsed="1"/>
     <w:lsdException w:name="No List" w:semiHidden="1" w:unhideWhenUsed="1"/>
     <w:lsdException w:name="Outline List 1" w:semiHidden="1" w:unhideWhenUsed="1"/>
@@ -973,8 +2151,10 @@
     <w:lsdException w:name="Table Subtle 2" w:semiHidden="1" w:unhideWhenUsed="1"/>
     <w:lsdException w:name="Table Web 1" w:semiHidden="1" w:unhideWhenUsed="1"/>
     <w:lsdException w:name="Table Web 2" w:semiHidden="1" w:unhideWhenUsed="1"/>
+    <w:lsdException w:name="Table Web 3" w:semiHidden="1" w:unhideWhenUsed="1"/>
     <w:lsdException w:name="Balloon Text" w:semiHidden="1" w:unhideWhenUsed="1"/>
     <w:lsdException w:name="Table Grid" w:uiPriority="39"/>
+    <w:lsdException w:name="Table Theme" w:semiHidden="1" w:unhideWhenUsed="1"/>
     <w:lsdException w:name="Placeholder Text" w:semiHidden="1"/>
     <w:lsdException w:name="No Spacing" w:uiPriority="1" w:qFormat="1"/>
     <w:lsdException w:name="Light Shading" w:uiPriority="60"/>
@@ -1200,13 +2380,12 @@
     <w:name w:val="Normal"/>
     <w:qFormat/>
   </w:style>
-  <w:style w:type="character" w:default="1" w:styleId="Fuentedeprrafopredeter">
+  <w:style w:type="character" w:default="1" w:styleId="DefaultParagraphFont">
     <w:name w:val="Default Paragraph Font"/>
     <w:uiPriority w:val="1"/>
-    <w:semiHidden/>
     <w:unhideWhenUsed/>
   </w:style>
-  <w:style w:type="table" w:default="1" w:styleId="Tablanormal">
+  <w:style w:type="table" w:default="1" w:styleId="TableNormal">
     <w:name w:val="Normal Table"/>
     <w:uiPriority w:val="99"/>
     <w:semiHidden/>
@@ -1221,16 +2400,16 @@
       </w:tblCellMar>
     </w:tblPr>
   </w:style>
-  <w:style w:type="numbering" w:default="1" w:styleId="Sinlista">
+  <w:style w:type="numbering" w:default="1" w:styleId="NoList">
     <w:name w:val="No List"/>
     <w:uiPriority w:val="99"/>
     <w:semiHidden/>
     <w:unhideWhenUsed/>
   </w:style>
-  <w:style w:type="paragraph" w:styleId="Encabezado">
+  <w:style w:type="paragraph" w:styleId="Header">
     <w:name w:val="header"/>
     <w:basedOn w:val="Normal"/>
-    <w:link w:val="EncabezadoCar"/>
+    <w:link w:val="HeaderChar"/>
     <w:uiPriority w:val="99"/>
     <w:unhideWhenUsed/>
     <w:rsid w:val="001B2354"/>
@@ -1242,17 +2421,17 @@
       <w:spacing w:after="0" w:line="240" w:lineRule="auto"/>
     </w:pPr>
   </w:style>
-  <w:style w:type="character" w:customStyle="1" w:styleId="EncabezadoCar">
-    <w:name w:val="Encabezado Car"/>
-    <w:basedOn w:val="Fuentedeprrafopredeter"/>
-    <w:link w:val="Encabezado"/>
+  <w:style w:type="character" w:customStyle="1" w:styleId="HeaderChar">
+    <w:name w:val="Header Char"/>
+    <w:basedOn w:val="DefaultParagraphFont"/>
+    <w:link w:val="Header"/>
     <w:uiPriority w:val="99"/>
     <w:rsid w:val="001B2354"/>
   </w:style>
-  <w:style w:type="paragraph" w:styleId="Piedepgina">
+  <w:style w:type="paragraph" w:styleId="Footer">
     <w:name w:val="footer"/>
     <w:basedOn w:val="Normal"/>
-    <w:link w:val="PiedepginaCar"/>
+    <w:link w:val="FooterChar"/>
     <w:uiPriority w:val="99"/>
     <w:unhideWhenUsed/>
     <w:rsid w:val="001B2354"/>
@@ -1264,12 +2443,48 @@
       <w:spacing w:after="0" w:line="240" w:lineRule="auto"/>
     </w:pPr>
   </w:style>
-  <w:style w:type="character" w:customStyle="1" w:styleId="PiedepginaCar">
-    <w:name w:val="Pie de página Car"/>
-    <w:basedOn w:val="Fuentedeprrafopredeter"/>
-    <w:link w:val="Piedepgina"/>
+  <w:style w:type="character" w:customStyle="1" w:styleId="FooterChar">
+    <w:name w:val="Footer Char"/>
+    <w:basedOn w:val="DefaultParagraphFont"/>
+    <w:link w:val="Footer"/>
     <w:uiPriority w:val="99"/>
     <w:rsid w:val="001B2354"/>
+  </w:style>
+  <w:style w:type="paragraph" w:styleId="NoSpacing">
+    <w:name w:val="No Spacing"/>
+    <w:link w:val="NoSpacingChar"/>
+    <w:uiPriority w:val="1"/>
+    <w:qFormat/>
+    <w:rsid w:val="007111A7"/>
+    <w:pPr>
+      <w:spacing w:after="0" w:line="240" w:lineRule="auto"/>
+    </w:pPr>
+    <w:rPr>
+      <w:sz w:val="22"/>
+      <w:szCs w:val="22"/>
+    </w:rPr>
+  </w:style>
+  <w:style w:type="character" w:customStyle="1" w:styleId="NoSpacingChar">
+    <w:name w:val="No Spacing Char"/>
+    <w:basedOn w:val="DefaultParagraphFont"/>
+    <w:link w:val="NoSpacing"/>
+    <w:uiPriority w:val="1"/>
+    <w:rsid w:val="007111A7"/>
+    <w:rPr>
+      <w:sz w:val="22"/>
+      <w:szCs w:val="22"/>
+    </w:rPr>
+  </w:style>
+  <w:style w:type="paragraph" w:styleId="ListParagraph">
+    <w:name w:val="List Paragraph"/>
+    <w:basedOn w:val="Normal"/>
+    <w:uiPriority w:val="34"/>
+    <w:qFormat/>
+    <w:rsid w:val="0033189D"/>
+    <w:pPr>
+      <w:ind w:left="720"/>
+      <w:contextualSpacing/>
+    </w:pPr>
   </w:style>
 </w:styles>
 </file>
